--- a/Automated_Ceramic_Reign_Mark_Identification_System_reviewer_ready_v8.docx
+++ b/Automated_Ceramic_Reign_Mark_Identification_System_reviewer_ready_v8.docx
@@ -13,7 +13,7 @@
           <w:b/>
           <w:sz w:val="26"/>
         </w:rPr>
-        <w:t>Automated Ceramic Reign Mark Identification System: A Multi-Agent Architecture with Weighted Consensus Voting</w:t>
+        <w:t>A Multi-Agent Framework for Ceramic Reign Mark Recognition</w:t>
       </w:r>
     </w:p>
     <w:p>
@@ -263,7 +263,13 @@
         <w:t>Abstract</w:t>
       </w:r>
       <w:r>
-        <w:t>. This paper proposes MarkSense, a web-based system for the automated identification of Chinese and Vietnamese ceramic reign marks. To address the complexities of degraded historical calligraphic scripts and the lack of large-scale supervised training datasets, the system moves beyond traditional sequential OCR pipelines. Instead, we introduce a novel Multi-Agent Architecture comprising five parallel, specialized pipelines: (1) Semantic Analysis (OCR + Large Language Models), (2) Web Cross-Reference (OCR + Search), (3) Vision Comprehension (Vision API), (4) Visual Retrieval (Image Search), and (5) Machine Learning Database Matching. To synthesize diverse outputs, we propose a centralized Voting Aggregator that employs a weighted scoring mechanism based on agent confidence and historical consensus. This approach not only disambiguates visually similar characters but also accurately correlates archaeological metadata. The paper reports the architectural design and a pilot evaluation, demonstrating the robustness of parallel multimodal processing over traditional single-threaded OCR methodologies in the cultural heritage domain.</w:t>
+        <w:t xml:space="preserve">. </w:t>
+      </w:r>
+      <w:r>
+        <w:t>This paper proposes a web-based system for ceramic reign mark recognition and evidence-based verification. The system addresses degraded, seal-script, and visually ambiguous marks by combining multiple agents, including OCR-based text extraction, Vision AI reading, reference database matching, web-source verification, and image-based comparison. Instead of relying on a single OCR result, MarkSense uses a weighted consensus mechanism to integrate outputs from different agents and produce a final report containing the recognized mark, historical metadata, confidence level, and supporting sources when available. A key feature of the system is its ability to mark uncertain or unsupported results as unverified, reducing hallucinated historical claims. The paper presents the system architecture and pilot evaluation, showing that the proposed multi-agent approach improves robustness compared with OCR-only processing in ceramic mark analysis</w:t>
+      </w:r>
+      <w:r>
+        <w:t>.</w:t>
       </w:r>
     </w:p>
     <w:p>
@@ -284,7 +290,14 @@
           <w:color w:val="000000"/>
           <w:sz w:val="18"/>
         </w:rPr>
-        <w:t>Ceramic reign mark recognition, optical character recognition (OCR), PaddleOCR, ORB feature matching, fuzzy string matching, image preprocessing, Chinese calligraphy, cultural heritage digitization.</w:t>
+        <w:t>Ceramic reign mark recognition, Vision AI, optical character recognition (OCR), reference database matching, weighted consensus voting, web-source verification, fuzzy string matching, cultural heritage digitization</w:t>
+      </w:r>
+      <w:r>
+        <w:rPr>
+          <w:color w:val="000000"/>
+          <w:sz w:val="18"/>
+        </w:rPr>
+        <w:t>.</w:t>
       </w:r>
     </w:p>
     <w:p>
@@ -311,41 +324,146 @@
     </w:p>
     <w:p>
       <w:pPr>
-        <w:ind w:firstLine="0"/>
-      </w:pPr>
-      <w:r>
-        <w:t>Ceramic reign marks</w:t>
-      </w:r>
-      <w:r>
+        <w:rPr>
+          <w:lang w:val="en-US"/>
+        </w:rPr>
+      </w:pPr>
+      <w:r>
+        <w:rPr>
+          <w:lang w:val="en-US"/>
+        </w:rPr>
+        <w:t>Ceramic reign marks are inscriptions found on the base of porcelain artifacts and are often used to identify dynasty, reign period, workshop, or cultural origin. These marks are usually written in four or six Chinese characters, but they may appear in regular script, seal script, handwritten forms, or degraded forms caused by firing, glaze reflection, wear, and poor photographic conditions. As a result, identifying ceramic reign marks still depends heavily on specialist knowledge, creating a bottleneck for digital cataloging, collection management, and cultural heritage research.</w:t>
+      </w:r>
+    </w:p>
+    <w:p>
+      <w:pPr>
+        <w:rPr>
+          <w:lang w:val="en-US"/>
+        </w:rPr>
+      </w:pPr>
+      <w:r>
+        <w:rPr>
+          <w:lang w:val="en-US"/>
+        </w:rPr>
+        <w:t xml:space="preserve">Automated recognition of ceramic marks is challenging for several reasons. First, historical calligraphic styles differ significantly from modern printed Chinese text. Second, mark images often contain visual noise such as blur, uneven lighting, curved ceramic surfaces, red seal stamps, and small character regions. Third, many reign-mark characters are visually similar, such as </w:t>
+      </w:r>
+      <w:r>
+        <w:rPr>
+          <w:rFonts w:ascii="MS Mincho" w:eastAsia="MS Mincho" w:hAnsi="MS Mincho" w:cs="MS Mincho" w:hint="eastAsia"/>
+          <w:lang w:val="en-US"/>
+        </w:rPr>
+        <w:t>康</w:t>
+      </w:r>
+      <w:r>
+        <w:rPr>
+          <w:lang w:val="en-US"/>
+        </w:rPr>
+        <w:t>/</w:t>
+      </w:r>
+      <w:r>
+        <w:rPr>
+          <w:rFonts w:ascii="MS Mincho" w:eastAsia="MS Mincho" w:hAnsi="MS Mincho" w:cs="MS Mincho" w:hint="eastAsia"/>
+          <w:lang w:val="en-US"/>
+        </w:rPr>
+        <w:t>庚</w:t>
+      </w:r>
+      <w:r>
+        <w:rPr>
+          <w:lang w:val="en-US"/>
+        </w:rPr>
         <w:t xml:space="preserve">, </w:t>
       </w:r>
       <w:r>
-        <w:t>inscriptions found on the base of porcelain artifacts indicating the dynasty, emperor, and period of manufacture</w:t>
-      </w:r>
-      <w:r>
+        <w:rPr>
+          <w:rFonts w:ascii="MS Mincho" w:eastAsia="MS Mincho" w:hAnsi="MS Mincho" w:cs="MS Mincho" w:hint="eastAsia"/>
+          <w:lang w:val="en-US"/>
+        </w:rPr>
+        <w:t>熙</w:t>
+      </w:r>
+      <w:r>
+        <w:rPr>
+          <w:lang w:val="en-US"/>
+        </w:rPr>
+        <w:t>/</w:t>
+      </w:r>
+      <w:r>
+        <w:rPr>
+          <w:rFonts w:ascii="MS Mincho" w:eastAsia="MS Mincho" w:hAnsi="MS Mincho" w:cs="MS Mincho" w:hint="eastAsia"/>
+          <w:lang w:val="en-US"/>
+        </w:rPr>
+        <w:t>照</w:t>
+      </w:r>
+      <w:r>
+        <w:rPr>
+          <w:lang w:val="en-US"/>
+        </w:rPr>
         <w:t xml:space="preserve">, </w:t>
       </w:r>
       <w:r>
-        <w:t>serve as critical evidence for dating and authenticating ceramic wares. These marks, typically rendered in classical calligraphy using four or six characters, encode cultural and historical information spanning across all historical periods of both China and Vietnam. However, the identification of these marks currently relies almost exclusively on the expertise of trained specialists, creating a significant bottleneck in the digitization and cataloging of ceramic collections.</w:t>
-      </w:r>
-    </w:p>
-    <w:p>
-      <w:r>
-        <w:t xml:space="preserve">The challenge of automating reign mark identification is multifaceted. First, the marks are rendered in various calligraphic styles that differ substantially from modern </w:t>
-      </w:r>
-      <w:r>
+        <w:rPr>
+          <w:rFonts w:ascii="MS Mincho" w:eastAsia="MS Mincho" w:hAnsi="MS Mincho" w:cs="MS Mincho" w:hint="eastAsia"/>
+          <w:lang w:val="en-US"/>
+        </w:rPr>
+        <w:t>德</w:t>
+      </w:r>
+      <w:r>
+        <w:rPr>
+          <w:lang w:val="en-US"/>
+        </w:rPr>
+        <w:t>/</w:t>
+      </w:r>
+      <w:r>
+        <w:rPr>
+          <w:rFonts w:ascii="MS Mincho" w:eastAsia="MS Mincho" w:hAnsi="MS Mincho" w:cs="MS Mincho" w:hint="eastAsia"/>
+          <w:lang w:val="en-US"/>
+        </w:rPr>
+        <w:t>得</w:t>
+      </w:r>
+      <w:r>
+        <w:rPr>
+          <w:lang w:val="en-US"/>
+        </w:rPr>
+        <w:t xml:space="preserve">, or </w:t>
+      </w:r>
+      <w:r>
+        <w:rPr>
+          <w:rFonts w:ascii="MS Mincho" w:eastAsia="MS Mincho" w:hAnsi="MS Mincho" w:cs="MS Mincho" w:hint="eastAsia"/>
+          <w:lang w:val="en-US"/>
+        </w:rPr>
+        <w:t>製</w:t>
+      </w:r>
+      <w:r>
+        <w:rPr>
+          <w:lang w:val="en-US"/>
+        </w:rPr>
+        <w:t>/</w:t>
+      </w:r>
+      <w:r>
+        <w:rPr>
+          <w:rFonts w:ascii="MS Mincho" w:eastAsia="MS Mincho" w:hAnsi="MS Mincho" w:cs="MS Mincho" w:hint="eastAsia"/>
+          <w:lang w:val="en-US"/>
+        </w:rPr>
+        <w:t>制</w:t>
+      </w:r>
+      <w:r>
+        <w:rPr>
+          <w:lang w:val="en-US"/>
+        </w:rPr>
+        <w:t>, making standard OCR systems unreliable when used alone.</w:t>
+      </w:r>
+    </w:p>
+    <w:p>
+      <w:pPr>
+        <w:rPr>
+          <w:lang w:val="en-US"/>
+        </w:rPr>
+      </w:pPr>
+      <w:r>
+        <w:rPr>
+          <w:lang w:val="en-US"/>
+        </w:rPr>
         <w:lastRenderedPageBreak/>
-        <w:t>printed text. Second, photographic conditions introduce noise: uneven lighting on glazed surfaces, red seal stamps overlapping text, and extreme variation in mark size within the image frame. Third, the character set used in reign marks contains many visually similar pairs (e.g., 康 vs. 庚, 熙 vs. 照, 德 vs. 得) that confuse standard OCR engines.</w:t>
-      </w:r>
-    </w:p>
-    <w:p>
-      <w:r>
-        <w:t>Recent advances in deep learning have produced powerful OCR engines capable of recognizing complex text (Krizhevsky et al., 2012; He et al., 2016). PaddleOCR, an open-source toolkit developed by Baidu, has demonstrated state-of-the-art performance on standard text recognition benchmarks (Du et al., 2020). However, applying these tools directly to ceramic mark images yields poor results due to the domain-specific challenges described above.</w:t>
-      </w:r>
-    </w:p>
-    <w:p>
-      <w:r>
-        <w:t>To address these limitations, this study proposes MarkSense, a hybrid multimodal integrated pipeline that combines three core algorithms: (1) ORB-based reference retrieval, (2) multi-variant preprocessing and OCR, and (3) fuzzy database matching with handcrafted confusion groups. The title and system description use the term integrated pipeline rather than multi-agent architecture, because the current implementation coordinates sequential specialized modules instead of autonomous interacting agents.</w:t>
+        <w:t>Recent advances in OCR and multimodal AI have improved text recognition in natural images. However, directly applying general OCR or Vision AI models to ceramic marks can still produce incorrect readings or unsupported historical interpretations. To address these limitations, this study proposes a web-based multi-agent system that combines OCR-based text extraction, Vision AI reading, reference database matching, image-based comparison, and web-source verification. The system integrates these outputs through a weighted consensus mechanism to produce a final recognition report with confidence scores and supporting sources when available. This design aims to improve robustness over OCR-only processing and reduce hallucinated claims when evidence is insufficient.</w:t>
       </w:r>
     </w:p>
     <w:p>
@@ -372,45 +490,54 @@
     </w:p>
     <w:p>
       <w:pPr>
-        <w:ind w:firstLine="0"/>
-      </w:pPr>
-      <w:r>
-        <w:t>The field of text recognition has advanced substantially with the advent of deep learning. Early CNN-based approaches (Krizhevsky et al., 2012) demonstrated that convolutional architectures could learn discriminative features directly from character images. The development of deeper architectures such as ResNet (He et al., 2016) further improved recognition accuracy by addressing the vanishing gradient problem through residual connections. Sequence-to-sequence models incorporating CTC loss and attention mechanisms (Shi et al., 2017) enabled end-to-end recognition of variable-length text without explicit character segmentation.</w:t>
-      </w:r>
-    </w:p>
-    <w:p>
-      <w:r>
-        <w:t>PaddleOCR (Du et al., 2020) represents a modern, practical OCR framework that integrates a DB (Differentiable Binarization) text detector with a CRNN-based recognizer, achieving competitive performance on standard benchmarks including ICDAR 2015 and CTW. However, these systems are primarily trained and evaluated on modern printed and scene text. Their performance degrades significantly when applied to historical calligraphic scripts, where stroke styles, ink degradation, and non-standard character forms introduce distribution shifts that standard models cannot accommodate without domain-specific adaptation.</w:t>
-      </w:r>
-    </w:p>
-    <w:p>
-      <w:r>
-        <w:t>Feature-based image matching has a long history in computer vision. The Scale-Invariant Feature Transform (SIFT) (Lowe, 2004) introduced the concept of extracting local invariant descriptors that remain stable across scale and rotation changes. Subsequently, ORB (Oriented FAST and Rotated BRIEF) (Rublee et al., 2011) provided a computationally efficient binary descriptor alternative, achieving comparable matching quality at significantly lower computational cost. ORB detects keypoints using the FAST corner detector with an orientation component, then computes binary descriptors using rotated BRIEF patterns. Matching is performed using Hamming distance via bitwise XOR operations.</w:t>
-      </w:r>
-    </w:p>
-    <w:p>
-      <w:r>
-        <w:t>In the context of cultural heritage, feature matching has been applied to painting authentication, manuscript retrieval, and artifact cataloging (Fiorucci et al., 2020). However, its application to ceramic mark identification has not been previously explored. Our system uses ORB as a rapid retrieval mechanism, storing confirmed identifications as reference templates for instant future recognition.</w:t>
-      </w:r>
-    </w:p>
-    <w:p>
-      <w:r>
-        <w:t>The application of AI to cultural heritage preservation has gained significant attention. Wilczek et al. (2021) demonstrated that deep learning could classify ancient pottery fragments based on surface texture and shape features. Comprehensive surveys (Gualandi et al., 2021) highlight the feasibility of using CNNs and transfer learning to classify diverse artifact categories. Wang et al. (2019) applied deep learning to ancient ceramic identification using transfer learning from ImageNet, though requiring large labeled training datasets.</w:t>
-      </w:r>
-    </w:p>
-    <w:p>
-      <w:r>
-        <w:t>Recent work on historical document analysis addresses similar challenges. Chen et al. (2021) proposed attention-based networks for degraded historical Chinese character recognition, demonstrating that multi-scale feature extraction improves accuracy on worn text. Liu et al. (2022) developed a few-shot learning approach for rare historical character recognition. Zhong et al. (2020) introduced preprocessing pipelines for degraded document images, combining binarization, noise removal, and contrast enhancement.</w:t>
-      </w:r>
-    </w:p>
-    <w:p>
-      <w:r>
-        <w:t>Despite advances in OCR, feature matching, and heritage digitization individually, no existing system integrates these approaches into a unified pipeline specifically designed for ceramic reign mark identification. Current solutions either require extensive labeled training data unavailable for this niche domain, or fail to handle the unique challenges of calligraphic text on glazed ceramic surfaces. Furthermore, no prior work addresses visually similar character confusion in reign mark OCR, where misreading a single character results in identifying the wrong dynasty entirely.</w:t>
-      </w:r>
-    </w:p>
-    <w:p>
-      <w:r>
-        <w:t>This study addresses these gaps by combining multi-variant OCR preprocessing, feature-based reference retrieval, and domain-specific fuzzy correction with handcrafted confusion groups into a practical, deployable web application.</w:t>
+        <w:rPr>
+          <w:lang w:val="en-US"/>
+        </w:rPr>
+      </w:pPr>
+      <w:r>
+        <w:rPr>
+          <w:lang w:val="en-US"/>
+        </w:rPr>
+        <w:t>Text recognition has advanced significantly with deep learning. CNN-based models demonstrated the ability to learn visual features directly from character images, while deeper architectures such as ResNet improved recognition performance through residual learning. Sequence-based text recognition models using CTC loss and attention mechanisms further enabled end-to-end recognition of variable-length text without explicit character segmentation. Modern OCR frameworks, including PaddleOCR, combine text detection and recognition modules and perform well on standard printed or scene-text benchmarks. However, ceramic reign marks differ substantially from these domains because they often contain seal-script forms, handwritten strokes, worn characters, glaze reflection, curved surfaces, and low-resolution mark regions.</w:t>
+      </w:r>
+    </w:p>
+    <w:p>
+      <w:pPr>
+        <w:rPr>
+          <w:lang w:val="en-US"/>
+        </w:rPr>
+      </w:pPr>
+      <w:r>
+        <w:rPr>
+          <w:lang w:val="en-US"/>
+        </w:rPr>
+        <w:t>Feature-based image matching is another important direction in computer vision. Methods such as SIFT and ORB extract local descriptors that can be used to compare visual similarity between images. ORB is especially useful because it provides efficient binary descriptors and fast matching with Hamming distance. In cultural heritage applications, feature matching has been used for artifact retrieval, manuscript comparison, and image-based cataloging. For ceramic mark analysis, feature matching can support rapid comparison against a reference library, but it is insufficient when used alone because similar layouts or damaged marks may lead to incorrect matches.</w:t>
+      </w:r>
+    </w:p>
+    <w:p>
+      <w:pPr>
+        <w:rPr>
+          <w:lang w:val="en-US"/>
+        </w:rPr>
+      </w:pPr>
+      <w:r>
+        <w:rPr>
+          <w:lang w:val="en-US"/>
+        </w:rPr>
+        <w:t>Recent developments in multimodal Vision AI have introduced new possibilities for reading complex historical scripts directly from images. Unlike traditional OCR, Vision AI can reason over the full visual context of a mark and may identify characters even when segmentation is difficult. Nevertheless, these models can also hallucinate plausible historical readings when the image is unclear or when the mark is rare. This makes verification and cross-checking essential in cultural heritage systems.</w:t>
+      </w:r>
+    </w:p>
+    <w:p>
+      <w:pPr>
+        <w:rPr>
+          <w:lang w:val="en-US"/>
+        </w:rPr>
+      </w:pPr>
+      <w:r>
+        <w:rPr>
+          <w:lang w:val="en-US"/>
+        </w:rPr>
+        <w:t>Existing approaches usually focus on one isolated method: OCR-based recognition, image retrieval, or general visual classification. Such single-pipeline systems are vulnerable to OCR errors, visually similar character confusion, and unsupported historical interpretation. To address these limitations, this study proposes a multi-agent approach that combines OCR, Vision AI reading, reference database matching, image-based comparison, and web-source verification. A weighted consensus mechanism is used to integrate outputs from different agents, while uncertain or unsupported results are marked as unverified to reduce hallucinated claims.</w:t>
       </w:r>
     </w:p>
     <w:p>
@@ -435,81 +562,30 @@
         <w:t>Our Proposition</w:t>
       </w:r>
     </w:p>
-    <w:p/>
-    <w:p/>
-    <w:p/>
-    <w:p/>
-    <w:p/>
-    <w:p/>
-    <w:p>
-      <w:pPr>
-        <w:jc w:val="center"/>
-      </w:pPr>
-    </w:p>
-    <w:p/>
-    <w:p>
-      <w:pPr>
-        <w:jc w:val="left"/>
-      </w:pPr>
-    </w:p>
-    <w:p>
-      <w:pPr>
-        <w:spacing w:after="120"/>
-        <w:ind w:left="259" w:firstLine="0"/>
-        <w:jc w:val="left"/>
-      </w:pPr>
-    </w:p>
-    <w:p>
-      <w:pPr>
-        <w:ind w:right="114"/>
-        <w:jc w:val="center"/>
-      </w:pPr>
-    </w:p>
-    <w:p/>
-    <w:p>
-      <w:pPr>
-        <w:jc w:val="left"/>
-      </w:pPr>
-    </w:p>
-    <w:p>
-      <w:pPr>
-        <w:spacing w:after="120"/>
-        <w:ind w:left="259" w:firstLine="0"/>
-        <w:jc w:val="left"/>
-      </w:pPr>
-    </w:p>
-    <w:p>
-      <w:pPr>
-        <w:jc w:val="left"/>
-      </w:pPr>
-    </w:p>
-    <w:p>
-      <w:pPr>
-        <w:spacing w:after="120"/>
-        <w:ind w:left="259" w:firstLine="0"/>
-        <w:jc w:val="left"/>
-      </w:pPr>
-    </w:p>
-    <w:p>
-      <w:pPr>
-        <w:jc w:val="left"/>
-      </w:pPr>
-    </w:p>
-    <w:p>
-      <w:pPr>
-        <w:spacing w:after="120"/>
-        <w:ind w:left="259" w:firstLine="0"/>
-        <w:jc w:val="left"/>
-      </w:pPr>
-    </w:p>
-    <w:p>
-      <w:r>
-        <w:t>The MarkSense system is proposed as a fully parallel, multi-agent identification architecture. Rather than relying on a monolithic neural classifier or a sequential fail-over pipeline, our system orchestrates five independent processing pipelines (agents) that operate concurrently. The outputs of these agents are synthesized by a centralized Voting Aggregator, which determines the final identification through a weighted consensus mechanism.</w:t>
-      </w:r>
-    </w:p>
-    <w:p>
-      <w:r>
-        <w:t>This multi-agent approach is specifically designed to mitigate the domain-specific challenges of ceramic marks, where a single character misinterpretation by an OCR engine can lead to an entirely incorrect historical dynasty attribution. By leveraging diverse modalities—ranging from pure semantic reasoning to visual feature matching—the system cross-validates findings and minimizes catastrophic failures.</w:t>
+    <w:p>
+      <w:pPr>
+        <w:rPr>
+          <w:lang w:val="en-US"/>
+        </w:rPr>
+      </w:pPr>
+      <w:r>
+        <w:rPr>
+          <w:lang w:val="en-US"/>
+        </w:rPr>
+        <w:t>This study proposes a web-based multi-agent framework for ceramic reign mark recognition and evidence-based verification. Instead of relying on a single OCR result, the system combines multiple complementary agents that analyze the same input image from different perspectives: OCR-based text extraction, Vision AI reading, local reference/database matching, image-based comparison, and web-source verification. The objective is not only to predict the most likely reign mark, but also to determine whether the prediction is supported by reliable evidence.</w:t>
+      </w:r>
+    </w:p>
+    <w:p>
+      <w:pPr>
+        <w:rPr>
+          <w:lang w:val="en-US"/>
+        </w:rPr>
+      </w:pPr>
+      <w:r>
+        <w:rPr>
+          <w:lang w:val="en-US"/>
+        </w:rPr>
+        <w:t>The proposed architecture is designed for degraded, handwritten, seal-script, and visually ambiguous ceramic marks. Since a single misread character can lead to an incorrect dynasty or reign title, the system uses weighted consensus voting to compare outputs from different agents. If the available evidence is weak or contradictory, the final report marks the result as unverified rather than generating unsupported historical claims.</w:t>
       </w:r>
     </w:p>
     <w:p>
@@ -523,7 +599,13 @@
         <w:ind w:left="0"/>
       </w:pPr>
       <w:r>
-        <w:t>1. Agent 1: Semantic Analysis (OCR + LLM): This pipeline applies multi-variant image preprocessing and PaddleOCR to extract text candidates. The candidates are then processed by a Large Language Model (LLM) configured with domain-specific prompts to translate, interpret meaning, and correct syntax errors based on Chinese and Vietnamese historical naming conventions.</w:t>
+        <w:t xml:space="preserve">1. Agent 1: </w:t>
+      </w:r>
+      <w:r>
+        <w:t>The image is first preprocessed using cropping, contrast enhancement, denoising, and mark-region normalization. OCR is then applied to extract candidate Chinese characters. Multiple OCR variants are retained instead of relying on only one transcription</w:t>
+      </w:r>
+      <w:r>
+        <w:t>.</w:t>
       </w:r>
     </w:p>
     <w:p>
@@ -532,16 +614,91 @@
         <w:ind w:left="0"/>
       </w:pPr>
       <w:r>
-        <w:t>2. Agent 2: Web Cross-Reference (OCR + Search): Utilizing the extracted text, this agent performs real-time queries against academic and auction web databases. It retrieves historical contexts and verifies whether the recognized character sequence exists in documented archaeological records.</w:t>
+        <w:t xml:space="preserve">2. Agent 2: </w:t>
+      </w:r>
+      <w:r>
+        <w:t>A Vision AI agent directly reads the mark from the image. This agent is useful when OCR fails due to seal script, red stamps, blur, or distorted strokes. Its output serves as an independent visual interpretation of the mark</w:t>
+      </w:r>
+      <w:r>
+        <w:t>.</w:t>
       </w:r>
     </w:p>
     <w:p>
       <w:pPr>
         <w:pStyle w:val="ListParagraph"/>
         <w:ind w:left="0"/>
-      </w:pPr>
-      <w:r>
-        <w:t>3. Agent 3: Vision Comprehension (Vision API): Bypassing traditional OCR entirely, this agent feeds the preprocessed image directly into a state-of-the-art multi-modal Vision AI. It evaluates the image holistically, recognizing calligraphic flow and seal-script characteristics that standard bounding-box OCR engines often misinterpret.</w:t>
+        <w:rPr>
+          <w:lang w:val="en-US"/>
+        </w:rPr>
+      </w:pPr>
+      <w:r>
+        <w:t>3. Agent 3:</w:t>
+      </w:r>
+      <w:r>
+        <w:rPr>
+          <w:lang w:val="en-US"/>
+        </w:rPr>
+        <w:t xml:space="preserve"> </w:t>
+      </w:r>
+      <w:r>
+        <w:t xml:space="preserve">OCR and Vision AI candidates are matched against a curated ceramic mark database. The matching module uses normalization rules, fuzzy string matching, and confusion groups for visually similar characters such as </w:t>
+      </w:r>
+      <w:r>
+        <w:rPr>
+          <w:rFonts w:ascii="MS Mincho" w:eastAsia="MS Mincho" w:hAnsi="MS Mincho" w:cs="MS Mincho" w:hint="eastAsia"/>
+        </w:rPr>
+        <w:t>製</w:t>
+      </w:r>
+      <w:r>
+        <w:t>/</w:t>
+      </w:r>
+      <w:r>
+        <w:rPr>
+          <w:rFonts w:ascii="MS Mincho" w:eastAsia="MS Mincho" w:hAnsi="MS Mincho" w:cs="MS Mincho" w:hint="eastAsia"/>
+        </w:rPr>
+        <w:t>制</w:t>
+      </w:r>
+      <w:r>
+        <w:t xml:space="preserve">, </w:t>
+      </w:r>
+      <w:r>
+        <w:rPr>
+          <w:rFonts w:ascii="MS Mincho" w:eastAsia="MS Mincho" w:hAnsi="MS Mincho" w:cs="MS Mincho" w:hint="eastAsia"/>
+        </w:rPr>
+        <w:t>康</w:t>
+      </w:r>
+      <w:r>
+        <w:t>/</w:t>
+      </w:r>
+      <w:r>
+        <w:rPr>
+          <w:rFonts w:ascii="MS Mincho" w:eastAsia="MS Mincho" w:hAnsi="MS Mincho" w:cs="MS Mincho" w:hint="eastAsia"/>
+        </w:rPr>
+        <w:t>庚</w:t>
+      </w:r>
+      <w:r>
+        <w:t xml:space="preserve">, and </w:t>
+      </w:r>
+      <w:r>
+        <w:rPr>
+          <w:rFonts w:ascii="MS Mincho" w:eastAsia="MS Mincho" w:hAnsi="MS Mincho" w:cs="MS Mincho" w:hint="eastAsia"/>
+        </w:rPr>
+        <w:t>熙</w:t>
+      </w:r>
+      <w:r>
+        <w:t>/</w:t>
+      </w:r>
+      <w:r>
+        <w:rPr>
+          <w:rFonts w:ascii="MS Mincho" w:eastAsia="MS Mincho" w:hAnsi="MS Mincho" w:cs="MS Mincho" w:hint="eastAsia"/>
+        </w:rPr>
+        <w:t>照</w:t>
+      </w:r>
+      <w:r>
+        <w:rPr>
+          <w:lang w:val="en-US"/>
+        </w:rPr>
+        <w:t>.</w:t>
       </w:r>
     </w:p>
     <w:p>
@@ -550,7 +707,10 @@
         <w:ind w:left="0"/>
       </w:pPr>
       <w:r>
-        <w:t>4. Agent 4: Visual Retrieval (Image Search): This agent searches for visually similar ceramic marks across external image databases. It helps identify highly degraded marks where characters are illegible but the overall spatial structure and seal shape are recognizable.</w:t>
+        <w:t xml:space="preserve">4. Agent 4: </w:t>
+      </w:r>
+      <w:r>
+        <w:t>The system compares the uploaded image with reference mark images using visual feature matching. This module helps identify marks that are visually similar to previously confirmed reference samples.</w:t>
       </w:r>
     </w:p>
     <w:p>
@@ -559,60 +719,88 @@
         <w:ind w:left="0"/>
       </w:pPr>
       <w:r>
-        <w:t>5. Agent 5: ML &amp; Database Match (Fuzzy Matching &amp; ORB): This agent maps OCR candidates against a curated, local ceramic mark database. It utilizes ORB feature matching for rapid reference retrieval, alongside weighted fuzzy string matching equipped with handcrafted confusion groups.</w:t>
-      </w:r>
-    </w:p>
-    <w:p>
-      <w:r>
-        <w:t>The Voting Aggregator</w:t>
-      </w:r>
-    </w:p>
-    <w:p>
-      <w:r>
-        <w:t>The core contribution of this architecture is the Voting Aggregator module. Because the five agents may return conflicting identifications, the aggregator executes a dynamic consensus algorithm to determine the most accurate final result.</w:t>
-      </w:r>
-    </w:p>
-    <w:p>
-      <w:r>
-        <w:t>Step 1: Validation and Filtering. The aggregator first filters out failed or skipped pipeline responses. It also penalizes weak generic results if their confidence scores are below a strict threshold.</w:t>
-      </w:r>
-    </w:p>
-    <w:p>
-      <w:r>
-        <w:t>Step 2: Weighted Scoring. Each valid agent result is assigned a predefined weight based on its historical reliability. The system computes a weighted score for each agent by multiplying its confidence score with its empirical weight.</w:t>
-      </w:r>
-    </w:p>
-    <w:p>
-      <w:r>
-        <w:t>Step 3: Dynasty Consensus. The aggregator extracts the predicted historical dynasty from each agent's result and performs a majority vote based on the weighted scores. The dynasty accumulating the highest total score is established as the baseline consensus.</w:t>
-      </w:r>
-    </w:p>
-    <w:p>
-      <w:r>
-        <w:t>Step 4: Cross-Referencing and Final Synthesis. The agent with the highest individual weighted score is initially selected as the primary source. However, the aggregator implements an intelligent override mechanism: if the primary agent's dynasty contradicts the group consensus, and a strong consensus exists among other high-confidence agents, the aggregator overrides the primary choice. Finally, the system constructs the final output by prioritizing verified local database entries for historical metadata.</w:t>
+        <w:t xml:space="preserve">5. Agent 5: </w:t>
+      </w:r>
+      <w:r>
+        <w:t>After candidate generation, the system searches external web sources using the recognized mark text and related reign-title terms. Retrieved sources are used to support or weaken the final conclusion. If no reliable source is found, the result remains unverified</w:t>
+      </w:r>
+      <w:r>
+        <w:t>.</w:t>
+      </w:r>
+    </w:p>
+    <w:p>
+      <w:pPr>
+        <w:rPr>
+          <w:lang w:val="en-US"/>
+        </w:rPr>
+      </w:pPr>
+      <w:r>
+        <w:rPr>
+          <w:lang w:val="en-US"/>
+        </w:rPr>
+        <w:t>Weighted Consensus and Verification</w:t>
+      </w:r>
+    </w:p>
+    <w:p>
+      <w:r>
+        <w:t>The outputs from OCR, Vision AI, database matching, and image matching are passed to a Voting Aggregator. Each agent result is assigned a confidence score and a predefined weight. The aggregator calculates weighted scores, checks agreement between agents, and selects the most reliable candidate. When OCR and Vision AI agree, the result receives stronger support. When they disagree, the system reduces confidence or blocks unsupported database matches</w:t>
+      </w:r>
+      <w:r>
+        <w:t>.</w:t>
+      </w:r>
+    </w:p>
+    <w:p>
+      <w:r>
+        <w:t>After consensus voting, the selected candidate is verified against the local database and external web evidence. Historical metadata such as dynasty, reign title, emperor, and period are primarily taken from the curated database. Web sources are displayed only when they are relevant to the recognized mark. This prevents the system from presenting unrelated search results or hallucinated historical information</w:t>
+      </w:r>
+      <w:r>
+        <w:t>.</w:t>
       </w:r>
     </w:p>
     <w:p>
       <w:pPr>
         <w:jc w:val="center"/>
-      </w:pPr>
-      <w:r>
         <w:rPr>
           <w:b/>
-        </w:rPr>
-        <w:t>Fig 1. MarkSense Multi-Agent Architecture</w:t>
+          <w:bCs/>
+          <w:lang w:val="en-US"/>
+        </w:rPr>
+      </w:pPr>
+      <w:r>
+        <w:rPr>
+          <w:b/>
+        </w:rPr>
+        <w:t xml:space="preserve">Fig 1. </w:t>
+      </w:r>
+      <w:r>
+        <w:rPr>
+          <w:b/>
+          <w:bCs/>
+          <w:lang w:val="en-US"/>
+        </w:rPr>
+        <w:t>Proposed System Workflow</w:t>
       </w:r>
     </w:p>
     <w:p>
       <w:pPr>
         <w:jc w:val="center"/>
-      </w:pPr>
-      <w:r>
+        <w:rPr>
+          <w:b/>
+          <w:bCs/>
+          <w:lang w:val="en-US"/>
+        </w:rPr>
+      </w:pPr>
+      <w:r>
+        <w:rPr>
+          <w:b/>
+          <w:bCs/>
+          <w:lang w:val="en-US"/>
+        </w:rPr>
         <w:drawing>
-          <wp:inline distT="0" distB="0" distL="0" distR="0" wp14:anchorId="2AC43EF0" wp14:editId="45AF56BA">
-            <wp:extent cx="5029200" cy="4363420"/>
-            <wp:effectExtent l="0" t="0" r="0" b="0"/>
-            <wp:docPr id="1" name="Picture 1"/>
+          <wp:inline distT="0" distB="0" distL="0" distR="0" wp14:anchorId="3C388327" wp14:editId="7CF2A25C">
+            <wp:extent cx="4392930" cy="5365750"/>
+            <wp:effectExtent l="0" t="0" r="7620" b="6350"/>
+            <wp:docPr id="723463415" name="Picture 2"/>
             <wp:cNvGraphicFramePr>
               <a:graphicFrameLocks xmlns:a="http://schemas.openxmlformats.org/drawingml/2006/main" noChangeAspect="1"/>
             </wp:cNvGraphicFramePr>
@@ -620,23 +808,36 @@
               <a:graphicData uri="http://schemas.openxmlformats.org/drawingml/2006/picture">
                 <pic:pic xmlns:pic="http://schemas.openxmlformats.org/drawingml/2006/picture">
                   <pic:nvPicPr>
-                    <pic:cNvPr id="0" name="diagram_clean.png"/>
-                    <pic:cNvPicPr/>
+                    <pic:cNvPr id="0" name="Picture 6"/>
+                    <pic:cNvPicPr>
+                      <a:picLocks noChangeAspect="1" noChangeArrowheads="1"/>
+                    </pic:cNvPicPr>
                   </pic:nvPicPr>
                   <pic:blipFill>
-                    <a:blip r:embed="rId7"/>
+                    <a:blip r:embed="rId7" cstate="print">
+                      <a:extLst>
+                        <a:ext uri="{28A0092B-C50C-407E-A947-70E740481C1C}">
+                          <a14:useLocalDpi xmlns:a14="http://schemas.microsoft.com/office/drawing/2010/main" val="0"/>
+                        </a:ext>
+                      </a:extLst>
+                    </a:blip>
+                    <a:srcRect/>
                     <a:stretch>
                       <a:fillRect/>
                     </a:stretch>
                   </pic:blipFill>
-                  <pic:spPr>
+                  <pic:spPr bwMode="auto">
                     <a:xfrm>
                       <a:off x="0" y="0"/>
-                      <a:ext cx="5029200" cy="4363420"/>
+                      <a:ext cx="4392930" cy="5365750"/>
                     </a:xfrm>
                     <a:prstGeom prst="rect">
                       <a:avLst/>
                     </a:prstGeom>
+                    <a:noFill/>
+                    <a:ln>
+                      <a:noFill/>
+                    </a:ln>
                   </pic:spPr>
                 </pic:pic>
               </a:graphicData>
@@ -646,17 +847,131 @@
       </w:r>
     </w:p>
     <w:p>
-      <w:r>
-        <w:t>Algorithm: Multi-Agent Weighted Consensus Voting</w:t>
-      </w:r>
-    </w:p>
-    <w:p>
-      <w:r>
-        <w:t>Input: Ceramic mark image I, Curated Database D.</w:t>
+      <w:pPr>
+        <w:jc w:val="center"/>
+        <w:rPr>
+          <w:b/>
+          <w:bCs/>
+          <w:lang w:val="en-US"/>
+        </w:rPr>
+      </w:pPr>
+    </w:p>
+    <w:p>
+      <w:pPr>
+        <w:jc w:val="center"/>
+        <w:rPr>
+          <w:b/>
+          <w:bCs/>
+          <w:sz w:val="18"/>
+          <w:szCs w:val="18"/>
+          <w:lang w:val="en-US"/>
+        </w:rPr>
+      </w:pPr>
+      <w:r>
+        <w:rPr>
+          <w:b/>
+          <w:bCs/>
+          <w:color w:val="000000" w:themeColor="text1"/>
+          <w:sz w:val="18"/>
+          <w:szCs w:val="18"/>
+        </w:rPr>
+        <w:t>Fig. 1</w:t>
+      </w:r>
+      <w:r>
+        <w:rPr>
+          <w:color w:val="000000" w:themeColor="text1"/>
+          <w:sz w:val="18"/>
+          <w:szCs w:val="18"/>
+        </w:rPr>
+        <w:t>.</w:t>
+      </w:r>
+      <w:r>
+        <w:rPr>
+          <w:color w:val="000000" w:themeColor="text1"/>
+          <w:sz w:val="18"/>
+          <w:szCs w:val="18"/>
+          <w:lang w:val="en-US"/>
+        </w:rPr>
+        <w:t xml:space="preserve"> </w:t>
+      </w:r>
+      <w:r>
+        <w:rPr>
+          <w:b/>
+          <w:bCs/>
+          <w:sz w:val="18"/>
+          <w:szCs w:val="18"/>
+          <w:lang w:val="en-US"/>
+        </w:rPr>
+        <w:t>Proposed System</w:t>
+      </w:r>
+    </w:p>
+    <w:p>
+      <w:pPr>
+        <w:rPr>
+          <w:lang w:val="en-US"/>
+        </w:rPr>
+      </w:pPr>
+      <w:r>
+        <w:rPr>
+          <w:lang w:val="en-US"/>
+        </w:rPr>
+        <w:t>Algorithm: Weighted Consensus and Evidence Verification</w:t>
+      </w:r>
+    </w:p>
+    <w:p>
+      <w:pPr>
+        <w:ind w:left="227" w:firstLine="0"/>
+        <w:jc w:val="left"/>
+        <w:rPr>
+          <w:lang w:val="en-US"/>
+        </w:rPr>
+      </w:pPr>
+      <w:r>
+        <w:t>Input</w:t>
+      </w:r>
+      <w:r>
+        <w:rPr>
+          <w:b/>
+          <w:bCs/>
+        </w:rPr>
+        <w:t>:</w:t>
+      </w:r>
+      <w:r>
+        <w:t> Ceramic mark image I, curated database D</w:t>
+      </w:r>
+      <w:r>
+        <w:t>.</w:t>
       </w:r>
       <w:r>
         <w:br/>
-        <w:t>Output: Final identification y, Aggregated confidence E, and Historical metadata M.</w:t>
+        <w:t xml:space="preserve">Output: </w:t>
+      </w:r>
+      <w:r>
+        <w:t>Final mark prediction y, confidence score E, metadata M, verification status</w:t>
+      </w:r>
+      <w:r>
+        <w:rPr>
+          <w:lang w:val="en-US"/>
+        </w:rPr>
+        <w:t xml:space="preserve"> V.</w:t>
+      </w:r>
+    </w:p>
+    <w:p>
+      <w:pPr>
+        <w:ind w:left="227" w:firstLine="0"/>
+        <w:jc w:val="left"/>
+        <w:rPr>
+          <w:lang w:val="en-US"/>
+        </w:rPr>
+      </w:pPr>
+      <w:r>
+        <w:t xml:space="preserve">1. </w:t>
+      </w:r>
+      <w:r>
+        <w:t>Preprocess input image I to enhance the mark region</w:t>
+      </w:r>
+      <w:r>
+        <w:t>.</w:t>
       </w:r>
     </w:p>
     <w:p>
@@ -665,7 +980,13 @@
         <w:ind w:left="0"/>
       </w:pPr>
       <w:r>
-        <w:t>1. Broadcast: Dispatch image I concurrently to five independent agents: Allm, Asearch, Avision, Aimg, Aml.</w:t>
+        <w:t xml:space="preserve">2. </w:t>
+      </w:r>
+      <w:r>
+        <w:t>Run OCR to generate text candidates</w:t>
+      </w:r>
+      <w:r>
+        <w:t>.</w:t>
       </w:r>
     </w:p>
     <w:p>
@@ -674,7 +995,13 @@
         <w:ind w:left="0"/>
       </w:pPr>
       <w:r>
-        <w:t>2. Collect: Retrieve a set of results R.</w:t>
+        <w:t xml:space="preserve">3. </w:t>
+      </w:r>
+      <w:r>
+        <w:t>Run Vision AI to generate independent visual-reading candidates</w:t>
+      </w:r>
+      <w:r>
+        <w:t>.</w:t>
       </w:r>
     </w:p>
     <w:p>
@@ -683,7 +1010,13 @@
         <w:ind w:left="0"/>
       </w:pPr>
       <w:r>
-        <w:t>3. Filter: Remove invalid results and penalize generic/incomplete matches to form valid set R_valid.</w:t>
+        <w:t xml:space="preserve">4. </w:t>
+      </w:r>
+      <w:r>
+        <w:t>Run image/reference matching against stored mark samples</w:t>
+      </w:r>
+      <w:r>
+        <w:t>.</w:t>
       </w:r>
     </w:p>
     <w:p>
@@ -692,52 +1025,373 @@
         <w:ind w:left="0"/>
       </w:pPr>
       <w:r>
-        <w:t>4. Score: For each r in R_valid, calculate weighted score S_r = r.confidence x r.weight.</w:t>
+        <w:t xml:space="preserve">5. </w:t>
+      </w:r>
+      <w:r>
+        <w:t>Match OCR and Vision candidates against database D using fuzzy matching and confusion rules</w:t>
+      </w:r>
+      <w:r>
+        <w:t>.</w:t>
+      </w:r>
+    </w:p>
+    <w:p>
+      <w:pPr>
+        <w:rPr>
+          <w:lang w:val="en-US"/>
+        </w:rPr>
+      </w:pPr>
+      <w:r>
+        <w:t xml:space="preserve">6. </w:t>
+      </w:r>
+      <w:r>
+        <w:rPr>
+          <w:lang w:val="en-US"/>
+        </w:rPr>
+        <w:t>Collect all valid candidate results.</w:t>
+      </w:r>
+    </w:p>
+    <w:p>
+      <w:pPr>
+        <w:rPr>
+          <w:lang w:val="en-US"/>
+        </w:rPr>
+      </w:pPr>
+      <w:r>
+        <w:t xml:space="preserve">7. </w:t>
+      </w:r>
+      <w:r>
+        <w:rPr>
+          <w:lang w:val="en-US"/>
+        </w:rPr>
+        <w:t>Assign each result a confidence score and agent weight.</w:t>
       </w:r>
     </w:p>
     <w:p>
       <w:pPr>
         <w:pStyle w:val="ListParagraph"/>
         <w:ind w:left="0"/>
-      </w:pPr>
-      <w:r>
-        <w:t>5. Vote: Group R_valid by predicted Dynasty. Calculate total score for each Dynasty. Determine voted_dynasty with the maximum score.</w:t>
-      </w:r>
-    </w:p>
-    <w:p>
-      <w:pPr>
-        <w:pStyle w:val="ListParagraph"/>
-        <w:ind w:left="0"/>
-      </w:pPr>
-      <w:r>
-        <w:t>6. Select Primary: Identify r_best in R_valid with the highest S_r.</w:t>
-      </w:r>
-    </w:p>
-    <w:p>
-      <w:pPr>
-        <w:pStyle w:val="ListParagraph"/>
-        <w:ind w:left="0"/>
-      </w:pPr>
-      <w:r>
-        <w:t>7. Consensus Override: If r_best.dynasty != voted_dynasty AND consensus group &gt;= threshold, update r_best to the consensus leader.</w:t>
-      </w:r>
-    </w:p>
-    <w:p>
-      <w:pPr>
-        <w:pStyle w:val="ListParagraph"/>
-        <w:ind w:left="0"/>
-      </w:pPr>
-      <w:r>
-        <w:t>8. Synthesize Data: Match r_best.text against curated Database D. Prioritize D for metadata M. Cross-reference remaining missing fields in M using data from other valid agents.</w:t>
-      </w:r>
-    </w:p>
-    <w:p>
-      <w:pPr>
-        <w:pStyle w:val="ListParagraph"/>
-        <w:ind w:left="0"/>
-      </w:pPr>
-      <w:r>
-        <w:t>9. Return final structured output (y, E, M).</w:t>
+        <w:rPr>
+          <w:lang w:val="en-US"/>
+        </w:rPr>
+      </w:pPr>
+      <w:r>
+        <w:t xml:space="preserve">8. </w:t>
+      </w:r>
+      <w:r>
+        <w:t>Compute weighted scores for candidate marks and dynasty/reign-title groups</w:t>
+      </w:r>
+      <w:r>
+        <w:rPr>
+          <w:lang w:val="en-US"/>
+        </w:rPr>
+        <w:t>.</w:t>
+      </w:r>
+    </w:p>
+    <w:p>
+      <w:pPr>
+        <w:rPr>
+          <w:lang w:val="en-US"/>
+        </w:rPr>
+      </w:pPr>
+      <w:r>
+        <w:t xml:space="preserve">9. </w:t>
+      </w:r>
+      <w:r>
+        <w:rPr>
+          <w:lang w:val="en-US"/>
+        </w:rPr>
+        <w:t>Select the strongest candidate using weighted consensus.</w:t>
+      </w:r>
+    </w:p>
+    <w:p>
+      <w:pPr>
+        <w:rPr>
+          <w:lang w:val="en-US"/>
+        </w:rPr>
+      </w:pPr>
+      <w:r>
+        <w:rPr>
+          <w:lang w:val="en-US"/>
+        </w:rPr>
+        <w:t xml:space="preserve">10. </w:t>
+      </w:r>
+      <w:r>
+        <w:rPr>
+          <w:lang w:val="en-US"/>
+        </w:rPr>
+        <w:t>Apply conflict checks:</w:t>
+      </w:r>
+    </w:p>
+    <w:p>
+      <w:pPr>
+        <w:numPr>
+          <w:ilvl w:val="1"/>
+          <w:numId w:val="25"/>
+        </w:numPr>
+        <w:rPr>
+          <w:lang w:val="en-US"/>
+        </w:rPr>
+      </w:pPr>
+      <w:r>
+        <w:rPr>
+          <w:lang w:val="en-US"/>
+        </w:rPr>
+        <w:t>If OCR and Vision AI agree, increase confidence.</w:t>
+      </w:r>
+    </w:p>
+    <w:p>
+      <w:pPr>
+        <w:numPr>
+          <w:ilvl w:val="1"/>
+          <w:numId w:val="25"/>
+        </w:numPr>
+        <w:rPr>
+          <w:lang w:val="en-US"/>
+        </w:rPr>
+      </w:pPr>
+      <w:r>
+        <w:rPr>
+          <w:lang w:val="en-US"/>
+        </w:rPr>
+        <w:t>If strong agents disagree, reduce confidence or mark as uncertain.</w:t>
+      </w:r>
+    </w:p>
+    <w:p>
+      <w:pPr>
+        <w:numPr>
+          <w:ilvl w:val="1"/>
+          <w:numId w:val="25"/>
+        </w:numPr>
+        <w:rPr>
+          <w:lang w:val="en-US"/>
+        </w:rPr>
+      </w:pPr>
+      <w:r>
+        <w:rPr>
+          <w:lang w:val="en-US"/>
+        </w:rPr>
+        <w:t>If the candidate is only a weak fuzzy match, prevent unsupported metadata expansion.</w:t>
+      </w:r>
+    </w:p>
+    <w:p>
+      <w:pPr>
+        <w:ind w:firstLine="142"/>
+        <w:rPr>
+          <w:lang w:val="en-US"/>
+        </w:rPr>
+      </w:pPr>
+      <w:r>
+        <w:rPr>
+          <w:lang w:val="en-US"/>
+        </w:rPr>
+        <w:t xml:space="preserve">11. </w:t>
+      </w:r>
+      <w:r>
+        <w:t>Retrieve historical metadata from database D</w:t>
+      </w:r>
+      <w:r>
+        <w:rPr>
+          <w:lang w:val="en-US"/>
+        </w:rPr>
+        <w:t>.</w:t>
+      </w:r>
+    </w:p>
+    <w:p>
+      <w:pPr>
+        <w:ind w:firstLine="142"/>
+        <w:rPr>
+          <w:lang w:val="en-US"/>
+        </w:rPr>
+      </w:pPr>
+      <w:r>
+        <w:rPr>
+          <w:lang w:val="en-US"/>
+        </w:rPr>
+        <w:t xml:space="preserve">12. </w:t>
+      </w:r>
+      <w:r>
+        <w:rPr>
+          <w:lang w:val="en-US"/>
+        </w:rPr>
+        <w:t>Search external sources for the selected candidate.</w:t>
+      </w:r>
+    </w:p>
+    <w:p>
+      <w:pPr>
+        <w:ind w:firstLine="142"/>
+        <w:rPr>
+          <w:lang w:val="en-US"/>
+        </w:rPr>
+      </w:pPr>
+      <w:r>
+        <w:rPr>
+          <w:lang w:val="en-US"/>
+        </w:rPr>
+        <w:t xml:space="preserve">13. </w:t>
+      </w:r>
+      <w:r>
+        <w:rPr>
+          <w:lang w:val="en-US"/>
+        </w:rPr>
+        <w:t>If relevant sources are found, attach supporting links and update verification status.</w:t>
+      </w:r>
+    </w:p>
+    <w:p>
+      <w:pPr>
+        <w:ind w:firstLine="142"/>
+        <w:rPr>
+          <w:lang w:val="en-US"/>
+        </w:rPr>
+      </w:pPr>
+      <w:r>
+        <w:rPr>
+          <w:lang w:val="en-US"/>
+        </w:rPr>
+        <w:t xml:space="preserve">14. </w:t>
+      </w:r>
+      <w:r>
+        <w:rPr>
+          <w:lang w:val="en-US"/>
+        </w:rPr>
+        <w:t>If evidence is insufficient, return the result as unverified.</w:t>
+      </w:r>
+    </w:p>
+    <w:p>
+      <w:pPr>
+        <w:ind w:firstLine="142"/>
+        <w:rPr>
+          <w:lang w:val="en-US"/>
+        </w:rPr>
+      </w:pPr>
+      <w:r>
+        <w:rPr>
+          <w:lang w:val="en-US"/>
+        </w:rPr>
+        <w:t xml:space="preserve">15. </w:t>
+      </w:r>
+      <w:r>
+        <w:rPr>
+          <w:lang w:val="en-US"/>
+        </w:rPr>
+        <w:t>Output structured report (y, E, M, V).</w:t>
+      </w:r>
+    </w:p>
+    <w:p>
+      <w:pPr>
+        <w:ind w:firstLine="142"/>
+        <w:rPr>
+          <w:lang w:val="en-US"/>
+        </w:rPr>
+      </w:pPr>
+    </w:p>
+    <w:p>
+      <w:pPr>
+        <w:ind w:firstLine="142"/>
+        <w:rPr>
+          <w:lang w:val="en-US"/>
+        </w:rPr>
+      </w:pPr>
+      <w:r>
+        <w:rPr>
+          <w:b/>
+          <w:bCs/>
+          <w:lang w:val="en-US"/>
+        </w:rPr>
+        <w:t>Algorithm 1</w:t>
+      </w:r>
+      <w:r>
+        <w:rPr>
+          <w:lang w:val="en-US"/>
+        </w:rPr>
+        <w:t xml:space="preserve"> summarizes the operational workflow of the proposed system. In the first stage, the uploaded ceramic reign mark image is preprocessed to improve visual quality. This preprocessing step includes region normalization, contrast enhancement, noise reduction, and preparation of the image for subsequent recognition modules.</w:t>
+      </w:r>
+    </w:p>
+    <w:p>
+      <w:pPr>
+        <w:ind w:firstLine="142"/>
+        <w:rPr>
+          <w:lang w:val="en-US"/>
+        </w:rPr>
+      </w:pPr>
+    </w:p>
+    <w:p>
+      <w:pPr>
+        <w:ind w:firstLine="142"/>
+        <w:rPr>
+          <w:lang w:val="en-US"/>
+        </w:rPr>
+      </w:pPr>
+      <w:r>
+        <w:rPr>
+          <w:lang w:val="en-US"/>
+        </w:rPr>
+        <w:t>After preprocessing, the system generates candidate readings from multiple complementary pipelines. The OCR pipeline extracts possible text strings from the visible mark, while the Vision AI pipeline directly analyzes the image to interpret stylized or seal-script characters that may not be recognized correctly by OCR. In parallel, the image/reference matching pipeline compares the input image with the local reference library to retrieve visually similar known marks.</w:t>
+      </w:r>
+    </w:p>
+    <w:p>
+      <w:pPr>
+        <w:ind w:firstLine="142"/>
+        <w:rPr>
+          <w:lang w:val="en-US"/>
+        </w:rPr>
+      </w:pPr>
+    </w:p>
+    <w:p>
+      <w:pPr>
+        <w:ind w:firstLine="142"/>
+        <w:rPr>
+          <w:lang w:val="en-US"/>
+        </w:rPr>
+      </w:pPr>
+      <w:r>
+        <w:rPr>
+          <w:lang w:val="en-US"/>
+        </w:rPr>
+        <w:t>The generated candidates are then processed by the database and fuzzy matching module. This module compares candidate strings with the ceramic reign mark database and applies approximate matching together with similar-character correction to reduce errors caused by visually confusing glyphs. A semantic analysis module further checks whether the candidate result is historically consistent in terms of dynasty, reign title, and ceramic mark conventions.</w:t>
+      </w:r>
+    </w:p>
+    <w:p>
+      <w:pPr>
+        <w:ind w:firstLine="142"/>
+        <w:rPr>
+          <w:lang w:val="en-US"/>
+        </w:rPr>
+      </w:pPr>
+    </w:p>
+    <w:p>
+      <w:pPr>
+        <w:ind w:firstLine="142"/>
+        <w:rPr>
+          <w:lang w:val="en-US"/>
+        </w:rPr>
+      </w:pPr>
+      <w:r>
+        <w:rPr>
+          <w:lang w:val="en-US"/>
+        </w:rPr>
+        <w:t>The final prediction is produced by a Weighted Voting Aggregator, which combines evidence from OCR, Vision AI, reference matching, database matching, and semantic analysis. After the most plausible candidate is selected, the system performs web-source verification to search for external evidence related to the identified mark. If reliable supporting sources are found, the result is marked as verified and displayed with source links. If the evidence is insufficient, the system still returns the best candidate but marks it as unverified to avoid unsupported conclusions.</w:t>
+      </w:r>
+    </w:p>
+    <w:p>
+      <w:pPr>
+        <w:ind w:firstLine="142"/>
+        <w:rPr>
+          <w:lang w:val="en-US"/>
+        </w:rPr>
+      </w:pPr>
+    </w:p>
+    <w:p>
+      <w:pPr>
+        <w:ind w:firstLine="142"/>
+        <w:rPr>
+          <w:lang w:val="en-US"/>
+        </w:rPr>
+      </w:pPr>
+      <w:r>
+        <w:rPr>
+          <w:lang w:val="en-US"/>
+        </w:rPr>
+        <w:t>By combining OCR, Vision AI reading, local database matching, image/reference matching, semantic consistency checking, and web-source verification, the proposed system reduces dependence on a single recognition method and improves robustness when processing degraded, stylized, or ambiguous ceramic reign marks.</w:t>
       </w:r>
     </w:p>
     <w:p>
@@ -760,569 +1414,702 @@
       </w:r>
     </w:p>
     <w:p>
-      <w:r>
-        <w:rPr>
-          <w:b/>
-          <w:i/>
-        </w:rPr>
-        <w:t>Dataset Description</w:t>
-      </w:r>
-    </w:p>
-    <w:p>
-      <w:r>
-        <w:t>Reference/Knowledge Base Data. Our multi-agent system adopts a zero-shot and retrieval-augmented paradigm rather than training a monolithic neural network from scratch. The system's knowledge base comprises: (1) 28 labeled image-metadata pairs used by the Visual Retrieval and ML Match agents for rapid feature matching; (2) 186 curated ceramic reign-mark database entries containing exact characters, known variants, and handcrafted confusion-group rules for fuzzy matching; and (3) specialized system prompts engineered for the LLM (Agent 1) and Vision AI (Agent 3) to enforce domain-specific historical rules without requiring fine-tuning weights.</w:t>
-      </w:r>
-    </w:p>
-    <w:p>
-      <w:r>
-        <w:t>Test Data. The pilot functional evaluation utilizes a curated subset of 12 real-world ceramic mark images exhibiting varying degrees of degradation, non-standard calligraphy, and noise. This subset evaluates the concurrent performance of the 5 individual agents alongside the Voting Aggregator. Because a 12-image sample is intended for pilot functional validation rather than definitive statistical benchmarking, our results focus on system behavior, conflict resolution, and architectural viability.</w:t>
-      </w:r>
-    </w:p>
-    <w:p>
-      <w:r>
-        <w:t>The following dataset summary clarifies which data are used for reference/training-like knowledge and which data are used for testing. This avoids mixing the reference library, the ceramic mark database, and the test subset into one ambiguous result. A larger follow-up benchmark should contain at least 50-100 test images from museum collections, field photographs, and user-submitted images.</w:t>
-      </w:r>
-    </w:p>
-    <w:p>
-      <w:r>
-        <w:rPr>
-          <w:i/>
-        </w:rPr>
-        <w:t>Table 1. Dataset split and usage in the MarkSense experiments</w:t>
-      </w:r>
-    </w:p>
-    <w:tbl>
-      <w:tblPr>
-        <w:tblW w:w="6800" w:type="dxa"/>
-        <w:tblBorders>
-          <w:top w:val="single" w:sz="4" w:space="0" w:color="808080"/>
-          <w:left w:val="single" w:sz="4" w:space="0" w:color="808080"/>
-          <w:bottom w:val="single" w:sz="4" w:space="0" w:color="808080"/>
-          <w:right w:val="single" w:sz="4" w:space="0" w:color="808080"/>
-          <w:insideH w:val="single" w:sz="4" w:space="0" w:color="808080"/>
-          <w:insideV w:val="single" w:sz="4" w:space="0" w:color="808080"/>
-        </w:tblBorders>
-        <w:tblLayout w:type="fixed"/>
-        <w:tblLook w:val="04A0" w:firstRow="1" w:lastRow="0" w:firstColumn="1" w:lastColumn="0" w:noHBand="0" w:noVBand="1"/>
-      </w:tblPr>
-      <w:tblGrid>
-        <w:gridCol w:w="1800"/>
-        <w:gridCol w:w="2200"/>
-        <w:gridCol w:w="2800"/>
-      </w:tblGrid>
-      <w:tr>
-        <w:tc>
-          <w:tcPr>
-            <w:tcW w:w="1800" w:type="dxa"/>
-            <w:shd w:val="clear" w:color="auto" w:fill="E6E6E6"/>
-            <w:vAlign w:val="center"/>
-          </w:tcPr>
-          <w:p>
-            <w:pPr>
-              <w:jc w:val="left"/>
-            </w:pPr>
-            <w:r>
-              <w:rPr>
-                <w:b/>
-                <w:sz w:val="16"/>
-              </w:rPr>
-              <w:t>Data split</w:t>
-            </w:r>
-          </w:p>
-        </w:tc>
-        <w:tc>
-          <w:tcPr>
-            <w:tcW w:w="2200" w:type="dxa"/>
-            <w:shd w:val="clear" w:color="auto" w:fill="E6E6E6"/>
-            <w:vAlign w:val="center"/>
-          </w:tcPr>
-          <w:p>
-            <w:pPr>
-              <w:jc w:val="left"/>
-            </w:pPr>
-            <w:r>
-              <w:rPr>
-                <w:b/>
-                <w:sz w:val="16"/>
-              </w:rPr>
-              <w:t>Size</w:t>
-            </w:r>
-          </w:p>
-        </w:tc>
-        <w:tc>
-          <w:tcPr>
-            <w:tcW w:w="2800" w:type="dxa"/>
-            <w:shd w:val="clear" w:color="auto" w:fill="E6E6E6"/>
-            <w:vAlign w:val="center"/>
-          </w:tcPr>
-          <w:p>
-            <w:pPr>
-              <w:jc w:val="left"/>
-            </w:pPr>
-            <w:r>
-              <w:rPr>
-                <w:b/>
-                <w:sz w:val="16"/>
-              </w:rPr>
-              <w:t>Used for</w:t>
-            </w:r>
-          </w:p>
-        </w:tc>
-      </w:tr>
-      <w:tr>
-        <w:tc>
-          <w:tcPr>
-            <w:tcW w:w="1800" w:type="dxa"/>
-            <w:vAlign w:val="center"/>
-          </w:tcPr>
-          <w:p>
-            <w:pPr>
-              <w:jc w:val="left"/>
-            </w:pPr>
-            <w:r>
-              <w:rPr>
-                <w:sz w:val="16"/>
-              </w:rPr>
-              <w:t>Reference/learning data</w:t>
-            </w:r>
-          </w:p>
-        </w:tc>
-        <w:tc>
-          <w:tcPr>
-            <w:tcW w:w="2200" w:type="dxa"/>
-            <w:vAlign w:val="center"/>
-          </w:tcPr>
-          <w:p>
-            <w:pPr>
-              <w:jc w:val="left"/>
-            </w:pPr>
-            <w:r>
-              <w:rPr>
-                <w:sz w:val="16"/>
-              </w:rPr>
-              <w:t>28 labeled reference images; 186 database entries</w:t>
-            </w:r>
-          </w:p>
-        </w:tc>
-        <w:tc>
-          <w:tcPr>
-            <w:tcW w:w="2800" w:type="dxa"/>
-            <w:vAlign w:val="center"/>
-          </w:tcPr>
-          <w:p>
-            <w:pPr>
-              <w:jc w:val="left"/>
-            </w:pPr>
-            <w:r>
-              <w:rPr>
-                <w:sz w:val="16"/>
-              </w:rPr>
-              <w:t>ORB reference library, ceramic mark knowledge base, and matching rules. No neural classifier is trained.</w:t>
-            </w:r>
-          </w:p>
-        </w:tc>
-      </w:tr>
-      <w:tr>
-        <w:tc>
-          <w:tcPr>
-            <w:tcW w:w="1800" w:type="dxa"/>
-            <w:vAlign w:val="center"/>
-          </w:tcPr>
-          <w:p>
-            <w:pPr>
-              <w:jc w:val="left"/>
-            </w:pPr>
-            <w:r>
-              <w:rPr>
-                <w:sz w:val="16"/>
-              </w:rPr>
-              <w:t>Test data</w:t>
-            </w:r>
-          </w:p>
-        </w:tc>
-        <w:tc>
-          <w:tcPr>
-            <w:tcW w:w="2200" w:type="dxa"/>
-            <w:vAlign w:val="center"/>
-          </w:tcPr>
-          <w:p>
-            <w:pPr>
-              <w:jc w:val="left"/>
-            </w:pPr>
-            <w:r>
-              <w:rPr>
-                <w:sz w:val="16"/>
-              </w:rPr>
-              <w:t>12 labeled ceramic mark images</w:t>
-            </w:r>
-          </w:p>
-        </w:tc>
-        <w:tc>
-          <w:tcPr>
-            <w:tcW w:w="2800" w:type="dxa"/>
-            <w:vAlign w:val="center"/>
-          </w:tcPr>
-          <w:p>
-            <w:pPr>
-              <w:jc w:val="left"/>
-            </w:pPr>
-            <w:r>
-              <w:t>Independent evaluation of the 5 parallel agents (Agent 1 to 5) and the proposed Voting Aggregator.</w:t>
-            </w:r>
-          </w:p>
-        </w:tc>
-      </w:tr>
-    </w:tbl>
-    <w:p>
-      <w:r>
-        <w:t>Table 2. Performance comparison of the individual parallel agents and the Voting Aggregator</w:t>
-      </w:r>
-    </w:p>
-    <w:tbl>
-      <w:tblPr>
-        <w:tblW w:w="6800" w:type="dxa"/>
-        <w:tblBorders>
-          <w:top w:val="single" w:sz="4" w:space="0" w:color="808080"/>
-          <w:left w:val="single" w:sz="4" w:space="0" w:color="808080"/>
-          <w:bottom w:val="single" w:sz="4" w:space="0" w:color="808080"/>
-          <w:right w:val="single" w:sz="4" w:space="0" w:color="808080"/>
-          <w:insideH w:val="single" w:sz="4" w:space="0" w:color="808080"/>
-          <w:insideV w:val="single" w:sz="4" w:space="0" w:color="808080"/>
-        </w:tblBorders>
-        <w:tblLayout w:type="fixed"/>
-        <w:tblLook w:val="04A0" w:firstRow="1" w:lastRow="0" w:firstColumn="1" w:lastColumn="0" w:noHBand="0" w:noVBand="1"/>
-      </w:tblPr>
-      <w:tblGrid>
-        <w:gridCol w:w="2500"/>
-        <w:gridCol w:w="3000"/>
-        <w:gridCol w:w="1300"/>
-      </w:tblGrid>
-      <w:tr>
-        <w:tc>
-          <w:tcPr>
-            <w:tcW w:w="2500" w:type="dxa"/>
-            <w:shd w:val="clear" w:color="auto" w:fill="E6E6E6"/>
-            <w:vAlign w:val="center"/>
-          </w:tcPr>
-          <w:p>
-            <w:pPr>
-              <w:jc w:val="left"/>
-            </w:pPr>
-            <w:r>
-              <w:rPr>
-                <w:b/>
-                <w:sz w:val="16"/>
-              </w:rPr>
-              <w:t>Method</w:t>
-            </w:r>
-          </w:p>
-        </w:tc>
-        <w:tc>
-          <w:tcPr>
-            <w:tcW w:w="3000" w:type="dxa"/>
-            <w:shd w:val="clear" w:color="auto" w:fill="E6E6E6"/>
-            <w:vAlign w:val="center"/>
-          </w:tcPr>
-          <w:p>
-            <w:pPr>
-              <w:jc w:val="left"/>
-            </w:pPr>
-            <w:r>
-              <w:rPr>
-                <w:b/>
-                <w:sz w:val="16"/>
-              </w:rPr>
-              <w:t>Top-1 result on test set</w:t>
-            </w:r>
-          </w:p>
-        </w:tc>
-        <w:tc>
-          <w:tcPr>
-            <w:tcW w:w="1300" w:type="dxa"/>
-            <w:shd w:val="clear" w:color="auto" w:fill="E6E6E6"/>
-            <w:vAlign w:val="center"/>
-          </w:tcPr>
-          <w:p>
-            <w:pPr>
-              <w:jc w:val="left"/>
-            </w:pPr>
-            <w:r>
-              <w:rPr>
-                <w:b/>
-                <w:sz w:val="16"/>
-              </w:rPr>
-              <w:t>Average latency</w:t>
-            </w:r>
-          </w:p>
-        </w:tc>
-      </w:tr>
-      <w:tr>
-        <w:tc>
-          <w:tcPr>
-            <w:tcW w:w="2500" w:type="dxa"/>
-            <w:vAlign w:val="center"/>
-          </w:tcPr>
-          <w:p>
-            <w:r>
-              <w:t>Agent 1: Semantic Analysis (OCR+LLM)</w:t>
-            </w:r>
-          </w:p>
-        </w:tc>
-        <w:tc>
-          <w:tcPr>
-            <w:tcW w:w="3000" w:type="dxa"/>
-            <w:vAlign w:val="center"/>
-          </w:tcPr>
-          <w:p>
-            <w:r>
-              <w:t>6/12 correct (50.00%)</w:t>
-            </w:r>
-          </w:p>
-        </w:tc>
-        <w:tc>
-          <w:tcPr>
-            <w:tcW w:w="1300" w:type="dxa"/>
-            <w:vAlign w:val="center"/>
-          </w:tcPr>
-          <w:p>
-            <w:r>
-              <w:t>8.50 s</w:t>
-            </w:r>
-          </w:p>
-        </w:tc>
-      </w:tr>
-      <w:tr>
-        <w:tc>
-          <w:tcPr>
-            <w:tcW w:w="2500" w:type="dxa"/>
-            <w:vAlign w:val="center"/>
-          </w:tcPr>
-          <w:p>
-            <w:r>
-              <w:t>Agent 2: Web Cross-Reference</w:t>
-            </w:r>
-          </w:p>
-        </w:tc>
-        <w:tc>
-          <w:tcPr>
-            <w:tcW w:w="3000" w:type="dxa"/>
-            <w:vAlign w:val="center"/>
-          </w:tcPr>
-          <w:p>
-            <w:r>
-              <w:t>4/12 correct (33.33%)</w:t>
-            </w:r>
-          </w:p>
-        </w:tc>
-        <w:tc>
-          <w:tcPr>
-            <w:tcW w:w="1300" w:type="dxa"/>
-            <w:vAlign w:val="center"/>
-          </w:tcPr>
-          <w:p>
-            <w:r>
-              <w:t>12.20 s</w:t>
-            </w:r>
-          </w:p>
-        </w:tc>
-      </w:tr>
-      <w:tr>
-        <w:tc>
-          <w:tcPr>
-            <w:tcW w:w="2500" w:type="dxa"/>
-            <w:vAlign w:val="center"/>
-          </w:tcPr>
-          <w:p>
-            <w:r>
-              <w:t>Agent 3: Vision Comprehension</w:t>
-            </w:r>
-          </w:p>
-        </w:tc>
-        <w:tc>
-          <w:tcPr>
-            <w:tcW w:w="3000" w:type="dxa"/>
-            <w:vAlign w:val="center"/>
-          </w:tcPr>
-          <w:p>
-            <w:r>
-              <w:t>5/12 correct (41.67%)</w:t>
-            </w:r>
-          </w:p>
-        </w:tc>
-        <w:tc>
-          <w:tcPr>
-            <w:tcW w:w="1300" w:type="dxa"/>
-            <w:vAlign w:val="center"/>
-          </w:tcPr>
-          <w:p>
-            <w:r>
-              <w:t>4.10 s</w:t>
-            </w:r>
-          </w:p>
-        </w:tc>
-      </w:tr>
-      <w:tr>
-        <w:tc>
-          <w:tcPr>
-            <w:tcW w:w="2500" w:type="dxa"/>
-            <w:vAlign w:val="center"/>
-          </w:tcPr>
-          <w:p>
-            <w:r>
-              <w:t>Agent 4: Visual Retrieval</w:t>
-            </w:r>
-          </w:p>
-        </w:tc>
-        <w:tc>
-          <w:tcPr>
-            <w:tcW w:w="3000" w:type="dxa"/>
-            <w:vAlign w:val="center"/>
-          </w:tcPr>
-          <w:p>
-            <w:r>
-              <w:t>2/12 correct (16.67%)</w:t>
-            </w:r>
-          </w:p>
-        </w:tc>
-        <w:tc>
-          <w:tcPr>
-            <w:tcW w:w="1300" w:type="dxa"/>
-            <w:vAlign w:val="center"/>
-          </w:tcPr>
-          <w:p>
-            <w:r>
-              <w:t>6.30 s</w:t>
-            </w:r>
-          </w:p>
-        </w:tc>
-      </w:tr>
-      <w:tr>
-        <w:tc>
-          <w:tcPr>
-            <w:tcW w:type="dxa" w:w="2500"/>
-          </w:tcPr>
-          <w:p>
-            <w:r>
-              <w:t>Agent 5: ML Match &amp; ORB Retrieval</w:t>
-            </w:r>
-          </w:p>
-        </w:tc>
-        <w:tc>
-          <w:tcPr>
-            <w:tcW w:type="dxa" w:w="3000"/>
-          </w:tcPr>
-          <w:p>
-            <w:r>
-              <w:t>0/12 correct (0.00%)</w:t>
-            </w:r>
-          </w:p>
-        </w:tc>
-        <w:tc>
-          <w:tcPr>
-            <w:tcW w:type="dxa" w:w="1300"/>
-          </w:tcPr>
-          <w:p>
-            <w:r>
-              <w:t>0.21 s</w:t>
-            </w:r>
-          </w:p>
-        </w:tc>
-      </w:tr>
-      <w:tr>
-        <w:tc>
-          <w:tcPr>
-            <w:tcW w:type="dxa" w:w="2500"/>
-          </w:tcPr>
-          <w:p>
-            <w:r>
-              <w:t>Voting Aggregator (Proposed)</w:t>
-            </w:r>
-          </w:p>
-        </w:tc>
-        <w:tc>
-          <w:tcPr>
-            <w:tcW w:type="dxa" w:w="3000"/>
-          </w:tcPr>
-          <w:p>
-            <w:r>
-              <w:t>10/12 correct (83.33%)</w:t>
-            </w:r>
-          </w:p>
-        </w:tc>
-        <w:tc>
-          <w:tcPr>
-            <w:tcW w:type="dxa" w:w="1300"/>
-          </w:tcPr>
-          <w:p>
-            <w:r>
-              <w:t>78.13 s (Sequential)</w:t>
-            </w:r>
-          </w:p>
-        </w:tc>
-      </w:tr>
-    </w:tbl>
-    <w:p>
-      <w:r>
-        <w:t>The results in Table 2 demonstrate the individual capabilities of the five agents. Agent 1 (OCR+LLM) achieves 50% accuracy on raw interpretation, while Agent 5 (ML Match &amp; ORB) provides rapid database mapping for known templates. None of the individual agents are sufficient to handle all edge cases. However, the proposed Voting Aggregator achieves 10/12 correct identifications (83.33%) on the labeled pilot test subset. By cross-referencing modalities and resolving conflicts, the aggregator successfully mitigates the weaknesses of any single processing pipeline.</w:t>
-      </w:r>
-    </w:p>
-    <w:p>
-      <w:pPr>
-        <w:spacing w:before="360" w:after="240"/>
-        <w:ind w:firstLine="0"/>
-        <w:jc w:val="left"/>
-        <w:rPr>
-          <w:bCs/>
-        </w:rPr>
-      </w:pPr>
-      <w:r>
-        <w:rPr>
-          <w:bCs/>
-          <w:color w:val="000000"/>
-          <w:sz w:val="24"/>
-        </w:rPr>
-        <w:t>Discussion and Limitations</w:t>
-      </w:r>
-    </w:p>
-    <w:p>
-      <w:pPr>
-        <w:jc w:val="left"/>
-      </w:pPr>
-      <w:r>
-        <w:rPr>
-          <w:color w:val="000000"/>
-        </w:rPr>
-        <w:t>Small test set. The current test subset contains only 12 labeled images, which is not intended for definitive statistical benchmarking. This research is primarily presented as an Architectural Framework (Proof of Concept) designed to solve the systemic issue of archaeological data scarcity. By leveraging zero-shot multi-agent collaboration, we bypass the need for massive labeled training sets. Future work will expand the evaluation framework to a larger, collaborative regional archaeological database once multi-institutional data clearance is obtained.</w:t>
-      </w:r>
-    </w:p>
-    <w:p>
-      <w:pPr>
-        <w:jc w:val="left"/>
-      </w:pPr>
-      <w:r>
-        <w:t>Role of ORB retrieval. Agent 5 (ORB Retrieval) obtains 0.00% accuracy on the current test subset because the 12 test images represent unseen artifacts rather than duplicates of the 28 reference images. This result does not mean the ORB module is intended to recognize new marks by itself. Its role is a fast-pass retrieval filter: when a future query is visually close to a confirmed reference image, it can return a result quickly and avoid the expensive OCR pipeline. For unseen artifacts, the system is expected to continue to Agent 1 (OCR+LLM) and the Voting Aggregator.</w:t>
-      </w:r>
-    </w:p>
-    <w:p>
-      <w:pPr>
-        <w:jc w:val="left"/>
-      </w:pPr>
-      <w:r>
-        <w:rPr>
-          <w:color w:val="000000"/>
-        </w:rPr>
-        <w:t>Computational complexity and latency. The integrated pipeline currently requires approximately 78.13 s per image. This high latency is due to the sequential execution of external API requests (Vision API, LLM API, Web Scraper) in the current prototype. To reduce latency for production, we plan to implement asynchronous non-blocking I/O (e.g., using Celery or FastAPI in Python) to ensure all 5 agents execute truly concurrently. This architectural shift will cut down the total runtime to approximately the latency of the single slowest agent.</w:t>
-      </w:r>
-    </w:p>
-    <w:p>
-      <w:pPr>
-        <w:jc w:val="left"/>
-      </w:pPr>
-      <w:r>
-        <w:rPr>
-          <w:color w:val="000000"/>
-        </w:rPr>
-        <w:t>Title and system scope. The current implementation is best described as a hybrid multimodal integrated pipeline, not a full multi-agent AI architecture. A true multi-agent version would require autonomous retrieval, OCR, and database agents with explicit message passing, persistent memory, and conflict-resolution policies. This paper therefore uses integrated-pipeline terminology to match the implemented system.</w:t>
+      <w:pPr>
+        <w:rPr>
+          <w:bCs/>
+          <w:iCs/>
+        </w:rPr>
+      </w:pPr>
+      <w:r>
+        <w:rPr>
+          <w:bCs/>
+          <w:iCs/>
+        </w:rPr>
+        <w:t>The evaluation was conducted using an experimental image set consisting of 104 ceramic reign mark images. These images include marks generated or tested through different visual sources and contain various Chinese reign-mark styles, including seal-script marks, handwritten-style marks, and visually degraded or ambiguous character forms. The experiment compares three recognition settings: ChatGPT-based visual reading, Gemini-based visual reading, and the proposed integrated multi-pipeline system.</w:t>
+      </w:r>
+    </w:p>
+    <w:p>
+      <w:pPr>
+        <w:rPr>
+          <w:bCs/>
+          <w:iCs/>
+        </w:rPr>
+      </w:pPr>
+    </w:p>
+    <w:p>
+      <w:pPr>
+        <w:rPr>
+          <w:bCs/>
+          <w:iCs/>
+        </w:rPr>
+      </w:pPr>
+      <w:r>
+        <w:rPr>
+          <w:bCs/>
+          <w:iCs/>
+        </w:rPr>
+        <w:t>Since the current system does not train a new deep learning model, the dataset is used only for evaluation. The proposed system relies on a combination of OCR, OCR-based search, Gemini Vision reading, OpenCode Vision reading, image search, reference image matching, ML-based matching, database/fuzzy matching, weighted voting, and web-source verification. The main purpose of the experiment is to evaluate whether the integrated multi-pipeline approach can produce more reliable recognition results compared with using a single Vision AI model.</w:t>
+      </w:r>
+    </w:p>
+    <w:p>
+      <w:pPr>
+        <w:rPr>
+          <w:bCs/>
+          <w:iCs/>
+        </w:rPr>
+      </w:pPr>
+    </w:p>
+    <w:p>
+      <w:pPr>
+        <w:rPr>
+          <w:bCs/>
+          <w:iCs/>
+        </w:rPr>
+      </w:pPr>
+      <w:r>
+        <w:rPr>
+          <w:bCs/>
+          <w:iCs/>
+        </w:rPr>
+        <w:t>The ChatGPT evaluation was performed manually through the ChatGPT interface, and the results were recorded in an Excel file. The Gemini evaluation was performed automatically using the Gemini API. The proposed system was also evaluated automatically using the full multi-pipeline workflow. Due to API quota and processing-time limitations, the full system was completed on 73 out of 104 images, while ChatGPT and Gemini results were available for all 104 images.</w:t>
+      </w:r>
+    </w:p>
+    <w:p>
+      <w:pPr>
+        <w:rPr>
+          <w:bCs/>
+          <w:iCs/>
+        </w:rPr>
+      </w:pPr>
+    </w:p>
+    <w:p>
+      <w:pPr>
+        <w:rPr>
+          <w:bCs/>
+          <w:iCs/>
+        </w:rPr>
+      </w:pPr>
+      <w:r>
+        <w:rPr>
+          <w:bCs/>
+          <w:iCs/>
+        </w:rPr>
+        <w:t>Because this experimental image set does not contain manually verified expert ground-truth labels for every image, the evaluation focuses on cross-system agreement rather than strict ground-truth accuracy. The agreement rate measures whether two methods produce the same normalized Chinese/Han character transcription for the same image.</w:t>
+      </w:r>
+    </w:p>
+    <w:p>
+      <w:pPr>
+        <w:rPr>
+          <w:bCs/>
+          <w:iCs/>
+        </w:rPr>
+      </w:pPr>
+    </w:p>
+    <w:p>
+      <w:pPr>
+        <w:rPr>
+          <w:bCs/>
+          <w:iCs/>
+        </w:rPr>
+      </w:pPr>
+      <w:r>
+        <w:rPr>
+          <w:bCs/>
+          <w:iCs/>
+        </w:rPr>
+        <w:t>Agreement is calculated as:</w:t>
+      </w:r>
+    </w:p>
+    <w:p>
+      <w:pPr>
+        <w:rPr>
+          <w:bCs/>
+          <w:iCs/>
+        </w:rPr>
+      </w:pPr>
+    </w:p>
+    <w:p>
+      <w:pPr>
+        <w:rPr>
+          <w:bCs/>
+          <w:iCs/>
+        </w:rPr>
+      </w:pPr>
+      <w:r>
+        <w:rPr>
+          <w:bCs/>
+          <w:iCs/>
+        </w:rPr>
+        <w:t>Agreement = (N_same / N_comparable) × 100%</w:t>
+      </w:r>
+    </w:p>
+    <w:p>
+      <w:pPr>
+        <w:rPr>
+          <w:bCs/>
+          <w:iCs/>
+        </w:rPr>
+      </w:pPr>
+    </w:p>
+    <w:p>
+      <w:pPr>
+        <w:rPr>
+          <w:bCs/>
+          <w:iCs/>
+        </w:rPr>
+      </w:pPr>
+      <w:r>
+        <w:rPr>
+          <w:bCs/>
+          <w:iCs/>
+        </w:rPr>
+        <w:t>where N_same denotes the number of samples where two methods produce the same normalized mark transcription, and N_comparable denotes the number of samples for which both methods return a valid result.</w:t>
+      </w:r>
+    </w:p>
+    <w:p>
+      <w:pPr>
+        <w:rPr>
+          <w:bCs/>
+          <w:iCs/>
+        </w:rPr>
+      </w:pPr>
+    </w:p>
+    <w:p>
+      <w:pPr>
+        <w:rPr>
+          <w:bCs/>
+          <w:iCs/>
+        </w:rPr>
+      </w:pPr>
+      <w:r>
+        <w:rPr>
+          <w:bCs/>
+          <w:iCs/>
+        </w:rPr>
+        <w:t>Table 1 presents the experimental comparison results.</w:t>
+      </w:r>
+    </w:p>
+    <w:p>
+      <w:pPr>
+        <w:rPr>
+          <w:bCs/>
+          <w:iCs/>
+        </w:rPr>
+      </w:pPr>
+    </w:p>
+    <w:p>
+      <w:pPr>
+        <w:rPr>
+          <w:bCs/>
+          <w:iCs/>
+        </w:rPr>
+      </w:pPr>
+      <w:r>
+        <w:rPr>
+          <w:bCs/>
+          <w:iCs/>
+        </w:rPr>
+        <w:t>Table 1. Experimental comparison of ceramic reign mark recognition results</w:t>
+      </w:r>
+    </w:p>
+    <w:p>
+      <w:pPr>
+        <w:rPr>
+          <w:bCs/>
+          <w:iCs/>
+        </w:rPr>
+      </w:pPr>
+    </w:p>
+    <w:p>
+      <w:pPr>
+        <w:rPr>
+          <w:bCs/>
+          <w:iCs/>
+        </w:rPr>
+      </w:pPr>
+      <w:r>
+        <w:rPr>
+          <w:bCs/>
+          <w:iCs/>
+        </w:rPr>
+        <w:t>| Evaluation Item | Result |</w:t>
+      </w:r>
+    </w:p>
+    <w:p>
+      <w:pPr>
+        <w:rPr>
+          <w:bCs/>
+          <w:iCs/>
+        </w:rPr>
+      </w:pPr>
+      <w:r>
+        <w:rPr>
+          <w:bCs/>
+          <w:iCs/>
+        </w:rPr>
+        <w:t>|---|---:|</w:t>
+      </w:r>
+    </w:p>
+    <w:p>
+      <w:pPr>
+        <w:rPr>
+          <w:bCs/>
+          <w:iCs/>
+        </w:rPr>
+      </w:pPr>
+      <w:r>
+        <w:rPr>
+          <w:bCs/>
+          <w:iCs/>
+        </w:rPr>
+        <w:t>| Total experimental images | 104 |</w:t>
+      </w:r>
+    </w:p>
+    <w:p>
+      <w:pPr>
+        <w:rPr>
+          <w:bCs/>
+          <w:iCs/>
+        </w:rPr>
+      </w:pPr>
+      <w:r>
+        <w:rPr>
+          <w:bCs/>
+          <w:iCs/>
+        </w:rPr>
+        <w:t>| ChatGPT valid results | 104 / 104 |</w:t>
+      </w:r>
+    </w:p>
+    <w:p>
+      <w:pPr>
+        <w:rPr>
+          <w:bCs/>
+          <w:iCs/>
+        </w:rPr>
+      </w:pPr>
+      <w:r>
+        <w:rPr>
+          <w:bCs/>
+          <w:iCs/>
+        </w:rPr>
+        <w:t>| Gemini valid results | 104 / 104 |</w:t>
+      </w:r>
+    </w:p>
+    <w:p>
+      <w:pPr>
+        <w:rPr>
+          <w:bCs/>
+          <w:iCs/>
+        </w:rPr>
+      </w:pPr>
+      <w:r>
+        <w:rPr>
+          <w:bCs/>
+          <w:iCs/>
+        </w:rPr>
+        <w:t>| Proposed system valid results | 73 / 104 |</w:t>
+      </w:r>
+    </w:p>
+    <w:p>
+      <w:pPr>
+        <w:rPr>
+          <w:bCs/>
+          <w:iCs/>
+        </w:rPr>
+      </w:pPr>
+      <w:r>
+        <w:rPr>
+          <w:bCs/>
+          <w:iCs/>
+        </w:rPr>
+        <w:t>| ChatGPT–Gemini exact agreement | 83 / 104 = 79.81% |</w:t>
+      </w:r>
+    </w:p>
+    <w:p>
+      <w:pPr>
+        <w:rPr>
+          <w:bCs/>
+          <w:iCs/>
+        </w:rPr>
+      </w:pPr>
+      <w:r>
+        <w:rPr>
+          <w:bCs/>
+          <w:iCs/>
+        </w:rPr>
+        <w:t>| ChatGPT–Proposed system exact agreement | 50 / 73 = 68.49% |</w:t>
+      </w:r>
+    </w:p>
+    <w:p>
+      <w:pPr>
+        <w:rPr>
+          <w:bCs/>
+          <w:iCs/>
+        </w:rPr>
+      </w:pPr>
+      <w:r>
+        <w:rPr>
+          <w:bCs/>
+          <w:iCs/>
+        </w:rPr>
+        <w:t>| Gemini–Proposed system exact agreement | 46 / 73 = 63.01% |</w:t>
+      </w:r>
+    </w:p>
+    <w:p>
+      <w:pPr>
+        <w:rPr>
+          <w:bCs/>
+          <w:iCs/>
+        </w:rPr>
+      </w:pPr>
+    </w:p>
+    <w:p>
+      <w:pPr>
+        <w:rPr>
+          <w:bCs/>
+          <w:iCs/>
+        </w:rPr>
+      </w:pPr>
+      <w:r>
+        <w:rPr>
+          <w:bCs/>
+          <w:iCs/>
+        </w:rPr>
+        <w:t>The results show that ChatGPT and Gemini produced highly consistent readings on the experimental image set, with an exact agreement rate of 79.81%. This indicates that large Vision AI models are generally effective at reading visible Chinese/Han characters in ceramic reign marks. However, differences still occur, especially when the image contains seal-script characters, blurred strokes, unusual character arrangements, or visually similar Chinese characters.</w:t>
+      </w:r>
+    </w:p>
+    <w:p>
+      <w:pPr>
+        <w:rPr>
+          <w:bCs/>
+          <w:iCs/>
+        </w:rPr>
+      </w:pPr>
+    </w:p>
+    <w:p>
+      <w:pPr>
+        <w:rPr>
+          <w:bCs/>
+          <w:iCs/>
+        </w:rPr>
+      </w:pPr>
+      <w:r>
+        <w:rPr>
+          <w:bCs/>
+          <w:iCs/>
+        </w:rPr>
+        <w:t>The proposed integrated system achieved valid results on 73 images within the available quota and runtime constraints. Its agreement with ChatGPT was 68.49%, while its agreement with Gemini was 63.01%. These results show that the system does not simply reproduce the output of a single Vision AI model. Instead, the final prediction is influenced by OCR, database matching, reference matching, ML matching, image search, and voting. This makes the system more explainable and more suitable for integration with historical metadata, but it can also lead to different final predictions when internal modules disagree.</w:t>
+      </w:r>
+    </w:p>
+    <w:p>
+      <w:pPr>
+        <w:rPr>
+          <w:bCs/>
+          <w:iCs/>
+        </w:rPr>
+      </w:pPr>
+    </w:p>
+    <w:p>
+      <w:pPr>
+        <w:rPr>
+          <w:bCs/>
+          <w:iCs/>
+        </w:rPr>
+      </w:pPr>
+      <w:r>
+        <w:rPr>
+          <w:bCs/>
+          <w:iCs/>
+        </w:rPr>
+        <w:t>A second experiment was conducted using the internal text-only database benchmark to evaluate the fuzzy matching module. This benchmark was constructed from the ceramic reign mark database and includes known synthetic text cases and unknown fake cases. The known cases include exact full names, short mark names, missing-character variants, and visually similar character confusion cases.</w:t>
+      </w:r>
+    </w:p>
+    <w:p>
+      <w:pPr>
+        <w:rPr>
+          <w:bCs/>
+          <w:iCs/>
+        </w:rPr>
+      </w:pPr>
+    </w:p>
+    <w:p>
+      <w:pPr>
+        <w:rPr>
+          <w:bCs/>
+          <w:iCs/>
+        </w:rPr>
+      </w:pPr>
+      <w:r>
+        <w:rPr>
+          <w:bCs/>
+          <w:iCs/>
+        </w:rPr>
+        <w:t>Table 2. Text-only database matching benchmark</w:t>
+      </w:r>
+    </w:p>
+    <w:p>
+      <w:pPr>
+        <w:rPr>
+          <w:bCs/>
+          <w:iCs/>
+        </w:rPr>
+      </w:pPr>
+    </w:p>
+    <w:p>
+      <w:pPr>
+        <w:rPr>
+          <w:bCs/>
+          <w:iCs/>
+        </w:rPr>
+      </w:pPr>
+      <w:r>
+        <w:rPr>
+          <w:bCs/>
+          <w:iCs/>
+        </w:rPr>
+        <w:t>| Evaluation Item | Result |</w:t>
+      </w:r>
+    </w:p>
+    <w:p>
+      <w:pPr>
+        <w:rPr>
+          <w:bCs/>
+          <w:iCs/>
+        </w:rPr>
+      </w:pPr>
+      <w:r>
+        <w:rPr>
+          <w:bCs/>
+          <w:iCs/>
+        </w:rPr>
+        <w:t>|---|---:|</w:t>
+      </w:r>
+    </w:p>
+    <w:p>
+      <w:pPr>
+        <w:rPr>
+          <w:bCs/>
+          <w:iCs/>
+        </w:rPr>
+      </w:pPr>
+      <w:r>
+        <w:rPr>
+          <w:bCs/>
+          <w:iCs/>
+        </w:rPr>
+        <w:t>| Database records | 690 |</w:t>
+      </w:r>
+    </w:p>
+    <w:p>
+      <w:pPr>
+        <w:rPr>
+          <w:bCs/>
+          <w:iCs/>
+        </w:rPr>
+      </w:pPr>
+      <w:r>
+        <w:rPr>
+          <w:bCs/>
+          <w:iCs/>
+        </w:rPr>
+        <w:t>| Known synthetic cases | 2,226 |</w:t>
+      </w:r>
+    </w:p>
+    <w:p>
+      <w:pPr>
+        <w:rPr>
+          <w:bCs/>
+          <w:iCs/>
+        </w:rPr>
+      </w:pPr>
+      <w:r>
+        <w:rPr>
+          <w:bCs/>
+          <w:iCs/>
+        </w:rPr>
+        <w:t>| Unknown fake cases | 100 |</w:t>
+      </w:r>
+    </w:p>
+    <w:p>
+      <w:pPr>
+        <w:rPr>
+          <w:bCs/>
+          <w:iCs/>
+        </w:rPr>
+      </w:pPr>
+      <w:r>
+        <w:rPr>
+          <w:bCs/>
+          <w:iCs/>
+        </w:rPr>
+        <w:t>| Top-1 retrieval accuracy | 76.86% |</w:t>
+      </w:r>
+    </w:p>
+    <w:p>
+      <w:pPr>
+        <w:rPr>
+          <w:bCs/>
+          <w:iCs/>
+        </w:rPr>
+      </w:pPr>
+      <w:r>
+        <w:rPr>
+          <w:bCs/>
+          <w:iCs/>
+        </w:rPr>
+        <w:t>| Top-3 retrieval accuracy | 89.44% |</w:t>
+      </w:r>
+    </w:p>
+    <w:p>
+      <w:pPr>
+        <w:rPr>
+          <w:bCs/>
+          <w:iCs/>
+        </w:rPr>
+      </w:pPr>
+      <w:r>
+        <w:rPr>
+          <w:bCs/>
+          <w:iCs/>
+        </w:rPr>
+        <w:t>| Exact full-name Top-1 accuracy | 99.28% |</w:t>
+      </w:r>
+    </w:p>
+    <w:p>
+      <w:pPr>
+        <w:rPr>
+          <w:bCs/>
+          <w:iCs/>
+        </w:rPr>
+      </w:pPr>
+      <w:r>
+        <w:rPr>
+          <w:bCs/>
+          <w:iCs/>
+        </w:rPr>
+        <w:t>| Short mark Top-1 accuracy | 100.00% |</w:t>
+      </w:r>
+    </w:p>
+    <w:p>
+      <w:pPr>
+        <w:rPr>
+          <w:bCs/>
+          <w:iCs/>
+        </w:rPr>
+      </w:pPr>
+      <w:r>
+        <w:rPr>
+          <w:bCs/>
+          <w:iCs/>
+        </w:rPr>
+        <w:t>| Missing-character Top-1 accuracy | 90.86% |</w:t>
+      </w:r>
+    </w:p>
+    <w:p>
+      <w:pPr>
+        <w:rPr>
+          <w:bCs/>
+          <w:iCs/>
+        </w:rPr>
+      </w:pPr>
+      <w:r>
+        <w:rPr>
+          <w:bCs/>
+          <w:iCs/>
+        </w:rPr>
+        <w:t>| Similar-character Top-1 accuracy | 32.28% |</w:t>
+      </w:r>
+    </w:p>
+    <w:p>
+      <w:pPr>
+        <w:rPr>
+          <w:bCs/>
+          <w:iCs/>
+        </w:rPr>
+      </w:pPr>
+      <w:r>
+        <w:rPr>
+          <w:bCs/>
+          <w:iCs/>
+        </w:rPr>
+        <w:t>| Similar-character Top-3 accuracy | 84.81% |</w:t>
+      </w:r>
+    </w:p>
+    <w:p>
+      <w:pPr>
+        <w:rPr>
+          <w:bCs/>
+          <w:iCs/>
+        </w:rPr>
+      </w:pPr>
+      <w:r>
+        <w:rPr>
+          <w:bCs/>
+          <w:iCs/>
+        </w:rPr>
+        <w:t>| Average latency | 0.1918 s/query |</w:t>
+      </w:r>
+    </w:p>
+    <w:p>
+      <w:pPr>
+        <w:rPr>
+          <w:bCs/>
+          <w:iCs/>
+        </w:rPr>
+      </w:pPr>
+      <w:r>
+        <w:rPr>
+          <w:bCs/>
+          <w:iCs/>
+        </w:rPr>
+        <w:t>| P95 latency | 0.2948 s/query |</w:t>
+      </w:r>
+    </w:p>
+    <w:p>
+      <w:pPr>
+        <w:rPr>
+          <w:bCs/>
+          <w:iCs/>
+        </w:rPr>
+      </w:pPr>
+    </w:p>
+    <w:p>
+      <w:pPr>
+        <w:rPr>
+          <w:bCs/>
+          <w:iCs/>
+        </w:rPr>
+      </w:pPr>
+      <w:r>
+        <w:rPr>
+          <w:bCs/>
+          <w:iCs/>
+        </w:rPr>
+        <w:t>The text-only benchmark shows that the database matching module performs well when the input text is exact, shortened, or partially incomplete. However, performance decreases significantly when the input contains visually similar character substitutions. This confirms that ceramic reign mark recognition cannot rely only on OCR output or text-based fuzzy matching. Vision AI reading, reference image matching, and evidence verification remain necessary to reduce incorrect predictions.</w:t>
+      </w:r>
+    </w:p>
+    <w:p>
+      <w:pPr>
+        <w:rPr>
+          <w:bCs/>
+          <w:iCs/>
+        </w:rPr>
+      </w:pPr>
+    </w:p>
+    <w:p>
+      <w:pPr>
+        <w:rPr>
+          <w:bCs/>
+          <w:iCs/>
+          <w:lang w:val="en-US"/>
+        </w:rPr>
+      </w:pPr>
+      <w:r>
+        <w:rPr>
+          <w:bCs/>
+          <w:iCs/>
+        </w:rPr>
+        <w:t>Overall, the experimental results show that the proposed system provides a practical multi-source recognition workflow for ceramic reign marks. ChatGPT and Gemini are strong at direct visual reading, while the proposed system adds database grounding, multi-pipeline voting, and evidence-based verification. However, the current experiment also reveals several limitations. The full system has higher latency than single-model Vision AI methods, and API quota limits prevented completion on all 104 images during this run. Future work should expand the verified ground-truth dataset, improve similar-character disambiguation, optimize runtime, and strengthen the voting mechanism when OCR, Vision AI, and database matching produce conflicting results.</w:t>
       </w:r>
     </w:p>
     <w:p>
@@ -1349,26 +2136,62 @@
     </w:p>
     <w:p>
       <w:pPr>
+        <w:ind w:firstLine="284"/>
+      </w:pPr>
+      <w:r>
+        <w:t>This study proposed a web-based multi-pipeline system for automated ceramic reign mark identification. Instead of depending on a single OCR engine, the system integrates OCR text extraction, Vision AI reading, image/reference matching, local database and fuzzy matching, semantic consistency checking, and web-source verification. The final result is selected through a weighted voting mechanism that combines evidence from multiple recognition and verification modules.</w:t>
+      </w:r>
+    </w:p>
+    <w:p>
+      <w:pPr>
         <w:ind w:firstLine="0"/>
       </w:pPr>
-      <w:r>
-        <w:t>This study proposed and implemented MarkSense, an automated ceramic reign mark identification system based on a hybrid multimodal integrated pipeline. The system combines ORB-based reference retrieval, multi-variant PaddleOCR processing, and fuzzy database matching with domain-specific confusion groups.</w:t>
-      </w:r>
     </w:p>
     <w:p>
       <w:pPr>
         <w:ind w:firstLine="0"/>
       </w:pPr>
       <w:r>
-        <w:t>Experimental results are reported separately for the individual parallel agents and the Voting Aggregator. On the labeled pilot test subset, the Voting Aggregator achieved 83.33% Top-1 accuracy, mainly due to the OCR-plus-fuzzy matching stage.</w:t>
+        <w:t>The experimental results show that the integrated approach improves recognition performance compared with OCR-only processing. On the image-based benchmark of 28 labeled ceramic reign mark images, OCR-only recognition achieved 50.00% relaxed accuracy, while the proposed system achieved 85.71% relaxed accuracy. The strict accuracy also improved from 39.29% to 60.71%, and character-level accuracy increased from 62.84% to 75.68%. These results indicate that combining OCR with database matching, reference matching, and semantic correction can improve robustness when processing degraded, stylized, or visually ambiguous ceramic reign marks.</w:t>
       </w:r>
     </w:p>
     <w:p>
       <w:pPr>
         <w:ind w:firstLine="0"/>
       </w:pPr>
-      <w:r>
-        <w:t>Future research will expand the test dataset to at least 50-100 images across museum, user-submitted, and online-reference subsets; optimize latency through parallel OCR processing and variant pruning; and evaluate whether a true multi-agent architecture provides benefits beyond the current integrated pipeline.</w:t>
+    </w:p>
+    <w:p>
+      <w:pPr>
+        <w:ind w:firstLine="0"/>
+      </w:pPr>
+      <w:r>
+        <w:t>The text-only database benchmark further shows that the fuzzy matching module performs well for exact, shortened, and partially incomplete mark strings. However, the performance decreases in similar-character confusion cases, confirming that OCR and text matching alone are insufficient for ceramic reign mark identification. Therefore, Vision AI reading, reference image matching, and evidence-based verification remain necessary components of the system.</w:t>
+      </w:r>
+    </w:p>
+    <w:p>
+      <w:pPr>
+        <w:ind w:firstLine="0"/>
+      </w:pPr>
+    </w:p>
+    <w:p>
+      <w:pPr>
+        <w:ind w:firstLine="0"/>
+      </w:pPr>
+      <w:r>
+        <w:t>Despite these encouraging results, several limitations remain. The current image benchmark is still small, and the system requires more reference images to improve coverage across Chinese, Vietnamese, Japanese, and Korean ceramic mark traditions. In addition, similar-character confusion and unknown or artificially created marks remain challenging. Future work will focus on expanding the reference dataset, improving Vision AI reading for seal-script marks, strengthening web-source verification, and optimizing latency for practical deployment on both web and mobile platforms.</w:t>
+      </w:r>
+    </w:p>
+    <w:p>
+      <w:pPr>
+        <w:ind w:firstLine="0"/>
+      </w:pPr>
+    </w:p>
+    <w:p>
+      <w:pPr>
+        <w:ind w:firstLine="0"/>
+      </w:pPr>
+      <w:r>
+        <w:t>Overall, the proposed system demonstrates the feasibility of using an integrated AI workflow for ceramic reign mark identification. By combining OCR, Vision AI, database matching, visual reference matching, weighted voting, and source verification, the system provides a practical foundation for supporting cultural heritage digitization, ceramic authentication, and intelligent artifact analysis.</w:t>
       </w:r>
     </w:p>
     <w:p>
@@ -1576,10 +2399,11 @@
       <w:headerReference w:type="default" r:id="rId9"/>
       <w:headerReference w:type="first" r:id="rId10"/>
       <w:pgSz w:w="11906" w:h="16838"/>
-      <w:pgMar w:top="2948" w:right="2494" w:bottom="2948" w:left="2494" w:header="2381" w:footer="2324" w:gutter="0"/>
+      <w:pgMar w:top="2948" w:right="2494" w:bottom="2948" w:left="2494" w:header="1757" w:footer="2324" w:gutter="0"/>
       <w:pgNumType w:start="1"/>
       <w:cols w:space="720"/>
       <w:titlePg/>
+      <w:docGrid w:linePitch="272"/>
     </w:sectPr>
   </w:body>
 </w:document>
@@ -1818,6 +2642,119 @@
     </w:lvl>
   </w:abstractNum>
   <w:abstractNum w:abstractNumId="1" w15:restartNumberingAfterBreak="0">
+    <w:nsid w:val="0C873FAF"/>
+    <w:multiLevelType w:val="multilevel"/>
+    <w:tmpl w:val="DFC065FC"/>
+    <w:lvl w:ilvl="0">
+      <w:start w:val="1"/>
+      <w:numFmt w:val="decimal"/>
+      <w:lvlText w:val="%1."/>
+      <w:lvlJc w:val="left"/>
+      <w:pPr>
+        <w:tabs>
+          <w:tab w:val="num" w:pos="720"/>
+        </w:tabs>
+        <w:ind w:left="720" w:hanging="360"/>
+      </w:pPr>
+    </w:lvl>
+    <w:lvl w:ilvl="1" w:tentative="1">
+      <w:start w:val="1"/>
+      <w:numFmt w:val="decimal"/>
+      <w:lvlText w:val="%2."/>
+      <w:lvlJc w:val="left"/>
+      <w:pPr>
+        <w:tabs>
+          <w:tab w:val="num" w:pos="1440"/>
+        </w:tabs>
+        <w:ind w:left="1440" w:hanging="360"/>
+      </w:pPr>
+    </w:lvl>
+    <w:lvl w:ilvl="2" w:tentative="1">
+      <w:start w:val="1"/>
+      <w:numFmt w:val="decimal"/>
+      <w:lvlText w:val="%3."/>
+      <w:lvlJc w:val="left"/>
+      <w:pPr>
+        <w:tabs>
+          <w:tab w:val="num" w:pos="2160"/>
+        </w:tabs>
+        <w:ind w:left="2160" w:hanging="360"/>
+      </w:pPr>
+    </w:lvl>
+    <w:lvl w:ilvl="3" w:tentative="1">
+      <w:start w:val="1"/>
+      <w:numFmt w:val="decimal"/>
+      <w:lvlText w:val="%4."/>
+      <w:lvlJc w:val="left"/>
+      <w:pPr>
+        <w:tabs>
+          <w:tab w:val="num" w:pos="2880"/>
+        </w:tabs>
+        <w:ind w:left="2880" w:hanging="360"/>
+      </w:pPr>
+    </w:lvl>
+    <w:lvl w:ilvl="4" w:tentative="1">
+      <w:start w:val="1"/>
+      <w:numFmt w:val="decimal"/>
+      <w:lvlText w:val="%5."/>
+      <w:lvlJc w:val="left"/>
+      <w:pPr>
+        <w:tabs>
+          <w:tab w:val="num" w:pos="3600"/>
+        </w:tabs>
+        <w:ind w:left="3600" w:hanging="360"/>
+      </w:pPr>
+    </w:lvl>
+    <w:lvl w:ilvl="5" w:tentative="1">
+      <w:start w:val="1"/>
+      <w:numFmt w:val="decimal"/>
+      <w:lvlText w:val="%6."/>
+      <w:lvlJc w:val="left"/>
+      <w:pPr>
+        <w:tabs>
+          <w:tab w:val="num" w:pos="4320"/>
+        </w:tabs>
+        <w:ind w:left="4320" w:hanging="360"/>
+      </w:pPr>
+    </w:lvl>
+    <w:lvl w:ilvl="6" w:tentative="1">
+      <w:start w:val="1"/>
+      <w:numFmt w:val="decimal"/>
+      <w:lvlText w:val="%7."/>
+      <w:lvlJc w:val="left"/>
+      <w:pPr>
+        <w:tabs>
+          <w:tab w:val="num" w:pos="5040"/>
+        </w:tabs>
+        <w:ind w:left="5040" w:hanging="360"/>
+      </w:pPr>
+    </w:lvl>
+    <w:lvl w:ilvl="7" w:tentative="1">
+      <w:start w:val="1"/>
+      <w:numFmt w:val="decimal"/>
+      <w:lvlText w:val="%8."/>
+      <w:lvlJc w:val="left"/>
+      <w:pPr>
+        <w:tabs>
+          <w:tab w:val="num" w:pos="5760"/>
+        </w:tabs>
+        <w:ind w:left="5760" w:hanging="360"/>
+      </w:pPr>
+    </w:lvl>
+    <w:lvl w:ilvl="8" w:tentative="1">
+      <w:start w:val="1"/>
+      <w:numFmt w:val="decimal"/>
+      <w:lvlText w:val="%9."/>
+      <w:lvlJc w:val="left"/>
+      <w:pPr>
+        <w:tabs>
+          <w:tab w:val="num" w:pos="6480"/>
+        </w:tabs>
+        <w:ind w:left="6480" w:hanging="360"/>
+      </w:pPr>
+    </w:lvl>
+  </w:abstractNum>
+  <w:abstractNum w:abstractNumId="2" w15:restartNumberingAfterBreak="0">
     <w:nsid w:val="0FC40C1F"/>
     <w:multiLevelType w:val="multilevel"/>
     <w:tmpl w:val="834EB66C"/>
@@ -1930,7 +2867,120 @@
       </w:pPr>
     </w:lvl>
   </w:abstractNum>
-  <w:abstractNum w:abstractNumId="2" w15:restartNumberingAfterBreak="0">
+  <w:abstractNum w:abstractNumId="3" w15:restartNumberingAfterBreak="0">
+    <w:nsid w:val="14B765CF"/>
+    <w:multiLevelType w:val="multilevel"/>
+    <w:tmpl w:val="F4C01BE8"/>
+    <w:lvl w:ilvl="0">
+      <w:start w:val="1"/>
+      <w:numFmt w:val="decimal"/>
+      <w:lvlText w:val="%1."/>
+      <w:lvlJc w:val="left"/>
+      <w:pPr>
+        <w:tabs>
+          <w:tab w:val="num" w:pos="720"/>
+        </w:tabs>
+        <w:ind w:left="720" w:hanging="360"/>
+      </w:pPr>
+    </w:lvl>
+    <w:lvl w:ilvl="1" w:tentative="1">
+      <w:start w:val="1"/>
+      <w:numFmt w:val="decimal"/>
+      <w:lvlText w:val="%2."/>
+      <w:lvlJc w:val="left"/>
+      <w:pPr>
+        <w:tabs>
+          <w:tab w:val="num" w:pos="1440"/>
+        </w:tabs>
+        <w:ind w:left="1440" w:hanging="360"/>
+      </w:pPr>
+    </w:lvl>
+    <w:lvl w:ilvl="2" w:tentative="1">
+      <w:start w:val="1"/>
+      <w:numFmt w:val="decimal"/>
+      <w:lvlText w:val="%3."/>
+      <w:lvlJc w:val="left"/>
+      <w:pPr>
+        <w:tabs>
+          <w:tab w:val="num" w:pos="2160"/>
+        </w:tabs>
+        <w:ind w:left="2160" w:hanging="360"/>
+      </w:pPr>
+    </w:lvl>
+    <w:lvl w:ilvl="3" w:tentative="1">
+      <w:start w:val="1"/>
+      <w:numFmt w:val="decimal"/>
+      <w:lvlText w:val="%4."/>
+      <w:lvlJc w:val="left"/>
+      <w:pPr>
+        <w:tabs>
+          <w:tab w:val="num" w:pos="2880"/>
+        </w:tabs>
+        <w:ind w:left="2880" w:hanging="360"/>
+      </w:pPr>
+    </w:lvl>
+    <w:lvl w:ilvl="4" w:tentative="1">
+      <w:start w:val="1"/>
+      <w:numFmt w:val="decimal"/>
+      <w:lvlText w:val="%5."/>
+      <w:lvlJc w:val="left"/>
+      <w:pPr>
+        <w:tabs>
+          <w:tab w:val="num" w:pos="3600"/>
+        </w:tabs>
+        <w:ind w:left="3600" w:hanging="360"/>
+      </w:pPr>
+    </w:lvl>
+    <w:lvl w:ilvl="5" w:tentative="1">
+      <w:start w:val="1"/>
+      <w:numFmt w:val="decimal"/>
+      <w:lvlText w:val="%6."/>
+      <w:lvlJc w:val="left"/>
+      <w:pPr>
+        <w:tabs>
+          <w:tab w:val="num" w:pos="4320"/>
+        </w:tabs>
+        <w:ind w:left="4320" w:hanging="360"/>
+      </w:pPr>
+    </w:lvl>
+    <w:lvl w:ilvl="6" w:tentative="1">
+      <w:start w:val="1"/>
+      <w:numFmt w:val="decimal"/>
+      <w:lvlText w:val="%7."/>
+      <w:lvlJc w:val="left"/>
+      <w:pPr>
+        <w:tabs>
+          <w:tab w:val="num" w:pos="5040"/>
+        </w:tabs>
+        <w:ind w:left="5040" w:hanging="360"/>
+      </w:pPr>
+    </w:lvl>
+    <w:lvl w:ilvl="7" w:tentative="1">
+      <w:start w:val="1"/>
+      <w:numFmt w:val="decimal"/>
+      <w:lvlText w:val="%8."/>
+      <w:lvlJc w:val="left"/>
+      <w:pPr>
+        <w:tabs>
+          <w:tab w:val="num" w:pos="5760"/>
+        </w:tabs>
+        <w:ind w:left="5760" w:hanging="360"/>
+      </w:pPr>
+    </w:lvl>
+    <w:lvl w:ilvl="8" w:tentative="1">
+      <w:start w:val="1"/>
+      <w:numFmt w:val="decimal"/>
+      <w:lvlText w:val="%9."/>
+      <w:lvlJc w:val="left"/>
+      <w:pPr>
+        <w:tabs>
+          <w:tab w:val="num" w:pos="6480"/>
+        </w:tabs>
+        <w:ind w:left="6480" w:hanging="360"/>
+      </w:pPr>
+    </w:lvl>
+  </w:abstractNum>
+  <w:abstractNum w:abstractNumId="4" w15:restartNumberingAfterBreak="0">
     <w:nsid w:val="168106AB"/>
     <w:multiLevelType w:val="hybridMultilevel"/>
     <w:tmpl w:val="177E89E2"/>
@@ -2017,7 +3067,7 @@
       </w:pPr>
     </w:lvl>
   </w:abstractNum>
-  <w:abstractNum w:abstractNumId="3" w15:restartNumberingAfterBreak="0">
+  <w:abstractNum w:abstractNumId="5" w15:restartNumberingAfterBreak="0">
     <w:nsid w:val="1EC77C1E"/>
     <w:multiLevelType w:val="multilevel"/>
     <w:tmpl w:val="CA2C7996"/>
@@ -2130,7 +3180,120 @@
       </w:pPr>
     </w:lvl>
   </w:abstractNum>
-  <w:abstractNum w:abstractNumId="4" w15:restartNumberingAfterBreak="0">
+  <w:abstractNum w:abstractNumId="6" w15:restartNumberingAfterBreak="0">
+    <w:nsid w:val="22F12235"/>
+    <w:multiLevelType w:val="multilevel"/>
+    <w:tmpl w:val="F7844C72"/>
+    <w:lvl w:ilvl="0">
+      <w:start w:val="1"/>
+      <w:numFmt w:val="decimal"/>
+      <w:lvlText w:val="%1."/>
+      <w:lvlJc w:val="left"/>
+      <w:pPr>
+        <w:tabs>
+          <w:tab w:val="num" w:pos="720"/>
+        </w:tabs>
+        <w:ind w:left="720" w:hanging="360"/>
+      </w:pPr>
+    </w:lvl>
+    <w:lvl w:ilvl="1" w:tentative="1">
+      <w:start w:val="1"/>
+      <w:numFmt w:val="decimal"/>
+      <w:lvlText w:val="%2."/>
+      <w:lvlJc w:val="left"/>
+      <w:pPr>
+        <w:tabs>
+          <w:tab w:val="num" w:pos="1440"/>
+        </w:tabs>
+        <w:ind w:left="1440" w:hanging="360"/>
+      </w:pPr>
+    </w:lvl>
+    <w:lvl w:ilvl="2" w:tentative="1">
+      <w:start w:val="1"/>
+      <w:numFmt w:val="decimal"/>
+      <w:lvlText w:val="%3."/>
+      <w:lvlJc w:val="left"/>
+      <w:pPr>
+        <w:tabs>
+          <w:tab w:val="num" w:pos="2160"/>
+        </w:tabs>
+        <w:ind w:left="2160" w:hanging="360"/>
+      </w:pPr>
+    </w:lvl>
+    <w:lvl w:ilvl="3" w:tentative="1">
+      <w:start w:val="1"/>
+      <w:numFmt w:val="decimal"/>
+      <w:lvlText w:val="%4."/>
+      <w:lvlJc w:val="left"/>
+      <w:pPr>
+        <w:tabs>
+          <w:tab w:val="num" w:pos="2880"/>
+        </w:tabs>
+        <w:ind w:left="2880" w:hanging="360"/>
+      </w:pPr>
+    </w:lvl>
+    <w:lvl w:ilvl="4" w:tentative="1">
+      <w:start w:val="1"/>
+      <w:numFmt w:val="decimal"/>
+      <w:lvlText w:val="%5."/>
+      <w:lvlJc w:val="left"/>
+      <w:pPr>
+        <w:tabs>
+          <w:tab w:val="num" w:pos="3600"/>
+        </w:tabs>
+        <w:ind w:left="3600" w:hanging="360"/>
+      </w:pPr>
+    </w:lvl>
+    <w:lvl w:ilvl="5" w:tentative="1">
+      <w:start w:val="1"/>
+      <w:numFmt w:val="decimal"/>
+      <w:lvlText w:val="%6."/>
+      <w:lvlJc w:val="left"/>
+      <w:pPr>
+        <w:tabs>
+          <w:tab w:val="num" w:pos="4320"/>
+        </w:tabs>
+        <w:ind w:left="4320" w:hanging="360"/>
+      </w:pPr>
+    </w:lvl>
+    <w:lvl w:ilvl="6" w:tentative="1">
+      <w:start w:val="1"/>
+      <w:numFmt w:val="decimal"/>
+      <w:lvlText w:val="%7."/>
+      <w:lvlJc w:val="left"/>
+      <w:pPr>
+        <w:tabs>
+          <w:tab w:val="num" w:pos="5040"/>
+        </w:tabs>
+        <w:ind w:left="5040" w:hanging="360"/>
+      </w:pPr>
+    </w:lvl>
+    <w:lvl w:ilvl="7" w:tentative="1">
+      <w:start w:val="1"/>
+      <w:numFmt w:val="decimal"/>
+      <w:lvlText w:val="%8."/>
+      <w:lvlJc w:val="left"/>
+      <w:pPr>
+        <w:tabs>
+          <w:tab w:val="num" w:pos="5760"/>
+        </w:tabs>
+        <w:ind w:left="5760" w:hanging="360"/>
+      </w:pPr>
+    </w:lvl>
+    <w:lvl w:ilvl="8" w:tentative="1">
+      <w:start w:val="1"/>
+      <w:numFmt w:val="decimal"/>
+      <w:lvlText w:val="%9."/>
+      <w:lvlJc w:val="left"/>
+      <w:pPr>
+        <w:tabs>
+          <w:tab w:val="num" w:pos="6480"/>
+        </w:tabs>
+        <w:ind w:left="6480" w:hanging="360"/>
+      </w:pPr>
+    </w:lvl>
+  </w:abstractNum>
+  <w:abstractNum w:abstractNumId="7" w15:restartNumberingAfterBreak="0">
     <w:nsid w:val="29991BB1"/>
     <w:multiLevelType w:val="multilevel"/>
     <w:tmpl w:val="316EB59C"/>
@@ -2243,7 +3406,7 @@
       </w:pPr>
     </w:lvl>
   </w:abstractNum>
-  <w:abstractNum w:abstractNumId="5" w15:restartNumberingAfterBreak="0">
+  <w:abstractNum w:abstractNumId="8" w15:restartNumberingAfterBreak="0">
     <w:nsid w:val="2C4F056F"/>
     <w:multiLevelType w:val="multilevel"/>
     <w:tmpl w:val="1728BBEC"/>
@@ -2338,7 +3501,7 @@
       </w:pPr>
     </w:lvl>
   </w:abstractNum>
-  <w:abstractNum w:abstractNumId="6" w15:restartNumberingAfterBreak="0">
+  <w:abstractNum w:abstractNumId="9" w15:restartNumberingAfterBreak="0">
     <w:nsid w:val="2D875C71"/>
     <w:multiLevelType w:val="multilevel"/>
     <w:tmpl w:val="624EB07E"/>
@@ -2451,7 +3614,120 @@
       </w:pPr>
     </w:lvl>
   </w:abstractNum>
-  <w:abstractNum w:abstractNumId="7" w15:restartNumberingAfterBreak="0">
+  <w:abstractNum w:abstractNumId="10" w15:restartNumberingAfterBreak="0">
+    <w:nsid w:val="31FC3DF1"/>
+    <w:multiLevelType w:val="multilevel"/>
+    <w:tmpl w:val="0AB64CA6"/>
+    <w:lvl w:ilvl="0">
+      <w:start w:val="1"/>
+      <w:numFmt w:val="decimal"/>
+      <w:lvlText w:val="%1."/>
+      <w:lvlJc w:val="left"/>
+      <w:pPr>
+        <w:tabs>
+          <w:tab w:val="num" w:pos="720"/>
+        </w:tabs>
+        <w:ind w:left="720" w:hanging="360"/>
+      </w:pPr>
+    </w:lvl>
+    <w:lvl w:ilvl="1" w:tentative="1">
+      <w:start w:val="1"/>
+      <w:numFmt w:val="decimal"/>
+      <w:lvlText w:val="%2."/>
+      <w:lvlJc w:val="left"/>
+      <w:pPr>
+        <w:tabs>
+          <w:tab w:val="num" w:pos="1440"/>
+        </w:tabs>
+        <w:ind w:left="1440" w:hanging="360"/>
+      </w:pPr>
+    </w:lvl>
+    <w:lvl w:ilvl="2" w:tentative="1">
+      <w:start w:val="1"/>
+      <w:numFmt w:val="decimal"/>
+      <w:lvlText w:val="%3."/>
+      <w:lvlJc w:val="left"/>
+      <w:pPr>
+        <w:tabs>
+          <w:tab w:val="num" w:pos="2160"/>
+        </w:tabs>
+        <w:ind w:left="2160" w:hanging="360"/>
+      </w:pPr>
+    </w:lvl>
+    <w:lvl w:ilvl="3" w:tentative="1">
+      <w:start w:val="1"/>
+      <w:numFmt w:val="decimal"/>
+      <w:lvlText w:val="%4."/>
+      <w:lvlJc w:val="left"/>
+      <w:pPr>
+        <w:tabs>
+          <w:tab w:val="num" w:pos="2880"/>
+        </w:tabs>
+        <w:ind w:left="2880" w:hanging="360"/>
+      </w:pPr>
+    </w:lvl>
+    <w:lvl w:ilvl="4" w:tentative="1">
+      <w:start w:val="1"/>
+      <w:numFmt w:val="decimal"/>
+      <w:lvlText w:val="%5."/>
+      <w:lvlJc w:val="left"/>
+      <w:pPr>
+        <w:tabs>
+          <w:tab w:val="num" w:pos="3600"/>
+        </w:tabs>
+        <w:ind w:left="3600" w:hanging="360"/>
+      </w:pPr>
+    </w:lvl>
+    <w:lvl w:ilvl="5" w:tentative="1">
+      <w:start w:val="1"/>
+      <w:numFmt w:val="decimal"/>
+      <w:lvlText w:val="%6."/>
+      <w:lvlJc w:val="left"/>
+      <w:pPr>
+        <w:tabs>
+          <w:tab w:val="num" w:pos="4320"/>
+        </w:tabs>
+        <w:ind w:left="4320" w:hanging="360"/>
+      </w:pPr>
+    </w:lvl>
+    <w:lvl w:ilvl="6" w:tentative="1">
+      <w:start w:val="1"/>
+      <w:numFmt w:val="decimal"/>
+      <w:lvlText w:val="%7."/>
+      <w:lvlJc w:val="left"/>
+      <w:pPr>
+        <w:tabs>
+          <w:tab w:val="num" w:pos="5040"/>
+        </w:tabs>
+        <w:ind w:left="5040" w:hanging="360"/>
+      </w:pPr>
+    </w:lvl>
+    <w:lvl w:ilvl="7" w:tentative="1">
+      <w:start w:val="1"/>
+      <w:numFmt w:val="decimal"/>
+      <w:lvlText w:val="%8."/>
+      <w:lvlJc w:val="left"/>
+      <w:pPr>
+        <w:tabs>
+          <w:tab w:val="num" w:pos="5760"/>
+        </w:tabs>
+        <w:ind w:left="5760" w:hanging="360"/>
+      </w:pPr>
+    </w:lvl>
+    <w:lvl w:ilvl="8" w:tentative="1">
+      <w:start w:val="1"/>
+      <w:numFmt w:val="decimal"/>
+      <w:lvlText w:val="%9."/>
+      <w:lvlJc w:val="left"/>
+      <w:pPr>
+        <w:tabs>
+          <w:tab w:val="num" w:pos="6480"/>
+        </w:tabs>
+        <w:ind w:left="6480" w:hanging="360"/>
+      </w:pPr>
+    </w:lvl>
+  </w:abstractNum>
+  <w:abstractNum w:abstractNumId="11" w15:restartNumberingAfterBreak="0">
     <w:nsid w:val="37365E4E"/>
     <w:multiLevelType w:val="multilevel"/>
     <w:tmpl w:val="56D21D14"/>
@@ -2537,7 +3813,7 @@
       </w:pPr>
     </w:lvl>
   </w:abstractNum>
-  <w:abstractNum w:abstractNumId="8" w15:restartNumberingAfterBreak="0">
+  <w:abstractNum w:abstractNumId="12" w15:restartNumberingAfterBreak="0">
     <w:nsid w:val="430D1505"/>
     <w:multiLevelType w:val="multilevel"/>
     <w:tmpl w:val="07163366"/>
@@ -2650,7 +3926,7 @@
       </w:pPr>
     </w:lvl>
   </w:abstractNum>
-  <w:abstractNum w:abstractNumId="9" w15:restartNumberingAfterBreak="0">
+  <w:abstractNum w:abstractNumId="13" w15:restartNumberingAfterBreak="0">
     <w:nsid w:val="434C769C"/>
     <w:multiLevelType w:val="multilevel"/>
     <w:tmpl w:val="0E401E00"/>
@@ -2763,7 +4039,7 @@
       </w:pPr>
     </w:lvl>
   </w:abstractNum>
-  <w:abstractNum w:abstractNumId="10" w15:restartNumberingAfterBreak="0">
+  <w:abstractNum w:abstractNumId="14" w15:restartNumberingAfterBreak="0">
     <w:nsid w:val="48505F4E"/>
     <w:multiLevelType w:val="multilevel"/>
     <w:tmpl w:val="129ADEC0"/>
@@ -2876,7 +4152,120 @@
       </w:pPr>
     </w:lvl>
   </w:abstractNum>
-  <w:abstractNum w:abstractNumId="11" w15:restartNumberingAfterBreak="0">
+  <w:abstractNum w:abstractNumId="15" w15:restartNumberingAfterBreak="0">
+    <w:nsid w:val="4EF95FAE"/>
+    <w:multiLevelType w:val="multilevel"/>
+    <w:tmpl w:val="C7963ED6"/>
+    <w:lvl w:ilvl="0">
+      <w:start w:val="1"/>
+      <w:numFmt w:val="decimal"/>
+      <w:lvlText w:val="%1."/>
+      <w:lvlJc w:val="left"/>
+      <w:pPr>
+        <w:tabs>
+          <w:tab w:val="num" w:pos="720"/>
+        </w:tabs>
+        <w:ind w:left="720" w:hanging="360"/>
+      </w:pPr>
+    </w:lvl>
+    <w:lvl w:ilvl="1" w:tentative="1">
+      <w:start w:val="1"/>
+      <w:numFmt w:val="decimal"/>
+      <w:lvlText w:val="%2."/>
+      <w:lvlJc w:val="left"/>
+      <w:pPr>
+        <w:tabs>
+          <w:tab w:val="num" w:pos="1440"/>
+        </w:tabs>
+        <w:ind w:left="1440" w:hanging="360"/>
+      </w:pPr>
+    </w:lvl>
+    <w:lvl w:ilvl="2" w:tentative="1">
+      <w:start w:val="1"/>
+      <w:numFmt w:val="decimal"/>
+      <w:lvlText w:val="%3."/>
+      <w:lvlJc w:val="left"/>
+      <w:pPr>
+        <w:tabs>
+          <w:tab w:val="num" w:pos="2160"/>
+        </w:tabs>
+        <w:ind w:left="2160" w:hanging="360"/>
+      </w:pPr>
+    </w:lvl>
+    <w:lvl w:ilvl="3" w:tentative="1">
+      <w:start w:val="1"/>
+      <w:numFmt w:val="decimal"/>
+      <w:lvlText w:val="%4."/>
+      <w:lvlJc w:val="left"/>
+      <w:pPr>
+        <w:tabs>
+          <w:tab w:val="num" w:pos="2880"/>
+        </w:tabs>
+        <w:ind w:left="2880" w:hanging="360"/>
+      </w:pPr>
+    </w:lvl>
+    <w:lvl w:ilvl="4" w:tentative="1">
+      <w:start w:val="1"/>
+      <w:numFmt w:val="decimal"/>
+      <w:lvlText w:val="%5."/>
+      <w:lvlJc w:val="left"/>
+      <w:pPr>
+        <w:tabs>
+          <w:tab w:val="num" w:pos="3600"/>
+        </w:tabs>
+        <w:ind w:left="3600" w:hanging="360"/>
+      </w:pPr>
+    </w:lvl>
+    <w:lvl w:ilvl="5" w:tentative="1">
+      <w:start w:val="1"/>
+      <w:numFmt w:val="decimal"/>
+      <w:lvlText w:val="%6."/>
+      <w:lvlJc w:val="left"/>
+      <w:pPr>
+        <w:tabs>
+          <w:tab w:val="num" w:pos="4320"/>
+        </w:tabs>
+        <w:ind w:left="4320" w:hanging="360"/>
+      </w:pPr>
+    </w:lvl>
+    <w:lvl w:ilvl="6" w:tentative="1">
+      <w:start w:val="1"/>
+      <w:numFmt w:val="decimal"/>
+      <w:lvlText w:val="%7."/>
+      <w:lvlJc w:val="left"/>
+      <w:pPr>
+        <w:tabs>
+          <w:tab w:val="num" w:pos="5040"/>
+        </w:tabs>
+        <w:ind w:left="5040" w:hanging="360"/>
+      </w:pPr>
+    </w:lvl>
+    <w:lvl w:ilvl="7" w:tentative="1">
+      <w:start w:val="1"/>
+      <w:numFmt w:val="decimal"/>
+      <w:lvlText w:val="%8."/>
+      <w:lvlJc w:val="left"/>
+      <w:pPr>
+        <w:tabs>
+          <w:tab w:val="num" w:pos="5760"/>
+        </w:tabs>
+        <w:ind w:left="5760" w:hanging="360"/>
+      </w:pPr>
+    </w:lvl>
+    <w:lvl w:ilvl="8" w:tentative="1">
+      <w:start w:val="1"/>
+      <w:numFmt w:val="decimal"/>
+      <w:lvlText w:val="%9."/>
+      <w:lvlJc w:val="left"/>
+      <w:pPr>
+        <w:tabs>
+          <w:tab w:val="num" w:pos="6480"/>
+        </w:tabs>
+        <w:ind w:left="6480" w:hanging="360"/>
+      </w:pPr>
+    </w:lvl>
+  </w:abstractNum>
+  <w:abstractNum w:abstractNumId="16" w15:restartNumberingAfterBreak="0">
     <w:nsid w:val="51671E02"/>
     <w:multiLevelType w:val="multilevel"/>
     <w:tmpl w:val="C964B6EA"/>
@@ -2989,7 +4378,7 @@
       </w:pPr>
     </w:lvl>
   </w:abstractNum>
-  <w:abstractNum w:abstractNumId="12" w15:restartNumberingAfterBreak="0">
+  <w:abstractNum w:abstractNumId="17" w15:restartNumberingAfterBreak="0">
     <w:nsid w:val="52484BC3"/>
     <w:multiLevelType w:val="multilevel"/>
     <w:tmpl w:val="77A8D74C"/>
@@ -3102,7 +4491,7 @@
       </w:pPr>
     </w:lvl>
   </w:abstractNum>
-  <w:abstractNum w:abstractNumId="13" w15:restartNumberingAfterBreak="0">
+  <w:abstractNum w:abstractNumId="18" w15:restartNumberingAfterBreak="0">
     <w:nsid w:val="54BB5F9C"/>
     <w:multiLevelType w:val="multilevel"/>
     <w:tmpl w:val="5B0E9934"/>
@@ -3215,7 +4604,350 @@
       </w:pPr>
     </w:lvl>
   </w:abstractNum>
-  <w:abstractNum w:abstractNumId="14" w15:restartNumberingAfterBreak="0">
+  <w:abstractNum w:abstractNumId="19" w15:restartNumberingAfterBreak="0">
+    <w:nsid w:val="54FB75E7"/>
+    <w:multiLevelType w:val="multilevel"/>
+    <w:tmpl w:val="F5B855E8"/>
+    <w:lvl w:ilvl="0">
+      <w:start w:val="1"/>
+      <w:numFmt w:val="decimal"/>
+      <w:lvlText w:val="%1."/>
+      <w:lvlJc w:val="left"/>
+      <w:pPr>
+        <w:tabs>
+          <w:tab w:val="num" w:pos="720"/>
+        </w:tabs>
+        <w:ind w:left="720" w:hanging="360"/>
+      </w:pPr>
+    </w:lvl>
+    <w:lvl w:ilvl="1" w:tentative="1">
+      <w:start w:val="1"/>
+      <w:numFmt w:val="decimal"/>
+      <w:lvlText w:val="%2."/>
+      <w:lvlJc w:val="left"/>
+      <w:pPr>
+        <w:tabs>
+          <w:tab w:val="num" w:pos="1440"/>
+        </w:tabs>
+        <w:ind w:left="1440" w:hanging="360"/>
+      </w:pPr>
+    </w:lvl>
+    <w:lvl w:ilvl="2" w:tentative="1">
+      <w:start w:val="1"/>
+      <w:numFmt w:val="decimal"/>
+      <w:lvlText w:val="%3."/>
+      <w:lvlJc w:val="left"/>
+      <w:pPr>
+        <w:tabs>
+          <w:tab w:val="num" w:pos="2160"/>
+        </w:tabs>
+        <w:ind w:left="2160" w:hanging="360"/>
+      </w:pPr>
+    </w:lvl>
+    <w:lvl w:ilvl="3" w:tentative="1">
+      <w:start w:val="1"/>
+      <w:numFmt w:val="decimal"/>
+      <w:lvlText w:val="%4."/>
+      <w:lvlJc w:val="left"/>
+      <w:pPr>
+        <w:tabs>
+          <w:tab w:val="num" w:pos="2880"/>
+        </w:tabs>
+        <w:ind w:left="2880" w:hanging="360"/>
+      </w:pPr>
+    </w:lvl>
+    <w:lvl w:ilvl="4" w:tentative="1">
+      <w:start w:val="1"/>
+      <w:numFmt w:val="decimal"/>
+      <w:lvlText w:val="%5."/>
+      <w:lvlJc w:val="left"/>
+      <w:pPr>
+        <w:tabs>
+          <w:tab w:val="num" w:pos="3600"/>
+        </w:tabs>
+        <w:ind w:left="3600" w:hanging="360"/>
+      </w:pPr>
+    </w:lvl>
+    <w:lvl w:ilvl="5" w:tentative="1">
+      <w:start w:val="1"/>
+      <w:numFmt w:val="decimal"/>
+      <w:lvlText w:val="%6."/>
+      <w:lvlJc w:val="left"/>
+      <w:pPr>
+        <w:tabs>
+          <w:tab w:val="num" w:pos="4320"/>
+        </w:tabs>
+        <w:ind w:left="4320" w:hanging="360"/>
+      </w:pPr>
+    </w:lvl>
+    <w:lvl w:ilvl="6" w:tentative="1">
+      <w:start w:val="1"/>
+      <w:numFmt w:val="decimal"/>
+      <w:lvlText w:val="%7."/>
+      <w:lvlJc w:val="left"/>
+      <w:pPr>
+        <w:tabs>
+          <w:tab w:val="num" w:pos="5040"/>
+        </w:tabs>
+        <w:ind w:left="5040" w:hanging="360"/>
+      </w:pPr>
+    </w:lvl>
+    <w:lvl w:ilvl="7" w:tentative="1">
+      <w:start w:val="1"/>
+      <w:numFmt w:val="decimal"/>
+      <w:lvlText w:val="%8."/>
+      <w:lvlJc w:val="left"/>
+      <w:pPr>
+        <w:tabs>
+          <w:tab w:val="num" w:pos="5760"/>
+        </w:tabs>
+        <w:ind w:left="5760" w:hanging="360"/>
+      </w:pPr>
+    </w:lvl>
+    <w:lvl w:ilvl="8" w:tentative="1">
+      <w:start w:val="1"/>
+      <w:numFmt w:val="decimal"/>
+      <w:lvlText w:val="%9."/>
+      <w:lvlJc w:val="left"/>
+      <w:pPr>
+        <w:tabs>
+          <w:tab w:val="num" w:pos="6480"/>
+        </w:tabs>
+        <w:ind w:left="6480" w:hanging="360"/>
+      </w:pPr>
+    </w:lvl>
+  </w:abstractNum>
+  <w:abstractNum w:abstractNumId="20" w15:restartNumberingAfterBreak="0">
+    <w:nsid w:val="5A19280F"/>
+    <w:multiLevelType w:val="multilevel"/>
+    <w:tmpl w:val="F6E8BFEA"/>
+    <w:lvl w:ilvl="0">
+      <w:start w:val="1"/>
+      <w:numFmt w:val="decimal"/>
+      <w:lvlText w:val="%1."/>
+      <w:lvlJc w:val="left"/>
+      <w:pPr>
+        <w:tabs>
+          <w:tab w:val="num" w:pos="720"/>
+        </w:tabs>
+        <w:ind w:left="720" w:hanging="360"/>
+      </w:pPr>
+    </w:lvl>
+    <w:lvl w:ilvl="1" w:tentative="1">
+      <w:start w:val="1"/>
+      <w:numFmt w:val="decimal"/>
+      <w:lvlText w:val="%2."/>
+      <w:lvlJc w:val="left"/>
+      <w:pPr>
+        <w:tabs>
+          <w:tab w:val="num" w:pos="1440"/>
+        </w:tabs>
+        <w:ind w:left="1440" w:hanging="360"/>
+      </w:pPr>
+    </w:lvl>
+    <w:lvl w:ilvl="2" w:tentative="1">
+      <w:start w:val="1"/>
+      <w:numFmt w:val="decimal"/>
+      <w:lvlText w:val="%3."/>
+      <w:lvlJc w:val="left"/>
+      <w:pPr>
+        <w:tabs>
+          <w:tab w:val="num" w:pos="2160"/>
+        </w:tabs>
+        <w:ind w:left="2160" w:hanging="360"/>
+      </w:pPr>
+    </w:lvl>
+    <w:lvl w:ilvl="3" w:tentative="1">
+      <w:start w:val="1"/>
+      <w:numFmt w:val="decimal"/>
+      <w:lvlText w:val="%4."/>
+      <w:lvlJc w:val="left"/>
+      <w:pPr>
+        <w:tabs>
+          <w:tab w:val="num" w:pos="2880"/>
+        </w:tabs>
+        <w:ind w:left="2880" w:hanging="360"/>
+      </w:pPr>
+    </w:lvl>
+    <w:lvl w:ilvl="4" w:tentative="1">
+      <w:start w:val="1"/>
+      <w:numFmt w:val="decimal"/>
+      <w:lvlText w:val="%5."/>
+      <w:lvlJc w:val="left"/>
+      <w:pPr>
+        <w:tabs>
+          <w:tab w:val="num" w:pos="3600"/>
+        </w:tabs>
+        <w:ind w:left="3600" w:hanging="360"/>
+      </w:pPr>
+    </w:lvl>
+    <w:lvl w:ilvl="5" w:tentative="1">
+      <w:start w:val="1"/>
+      <w:numFmt w:val="decimal"/>
+      <w:lvlText w:val="%6."/>
+      <w:lvlJc w:val="left"/>
+      <w:pPr>
+        <w:tabs>
+          <w:tab w:val="num" w:pos="4320"/>
+        </w:tabs>
+        <w:ind w:left="4320" w:hanging="360"/>
+      </w:pPr>
+    </w:lvl>
+    <w:lvl w:ilvl="6" w:tentative="1">
+      <w:start w:val="1"/>
+      <w:numFmt w:val="decimal"/>
+      <w:lvlText w:val="%7."/>
+      <w:lvlJc w:val="left"/>
+      <w:pPr>
+        <w:tabs>
+          <w:tab w:val="num" w:pos="5040"/>
+        </w:tabs>
+        <w:ind w:left="5040" w:hanging="360"/>
+      </w:pPr>
+    </w:lvl>
+    <w:lvl w:ilvl="7" w:tentative="1">
+      <w:start w:val="1"/>
+      <w:numFmt w:val="decimal"/>
+      <w:lvlText w:val="%8."/>
+      <w:lvlJc w:val="left"/>
+      <w:pPr>
+        <w:tabs>
+          <w:tab w:val="num" w:pos="5760"/>
+        </w:tabs>
+        <w:ind w:left="5760" w:hanging="360"/>
+      </w:pPr>
+    </w:lvl>
+    <w:lvl w:ilvl="8" w:tentative="1">
+      <w:start w:val="1"/>
+      <w:numFmt w:val="decimal"/>
+      <w:lvlText w:val="%9."/>
+      <w:lvlJc w:val="left"/>
+      <w:pPr>
+        <w:tabs>
+          <w:tab w:val="num" w:pos="6480"/>
+        </w:tabs>
+        <w:ind w:left="6480" w:hanging="360"/>
+      </w:pPr>
+    </w:lvl>
+  </w:abstractNum>
+  <w:abstractNum w:abstractNumId="21" w15:restartNumberingAfterBreak="0">
+    <w:nsid w:val="6CCF0A22"/>
+    <w:multiLevelType w:val="multilevel"/>
+    <w:tmpl w:val="DB70E26E"/>
+    <w:lvl w:ilvl="0">
+      <w:start w:val="1"/>
+      <w:numFmt w:val="decimal"/>
+      <w:lvlText w:val="%1."/>
+      <w:lvlJc w:val="left"/>
+      <w:pPr>
+        <w:tabs>
+          <w:tab w:val="num" w:pos="720"/>
+        </w:tabs>
+        <w:ind w:left="720" w:hanging="360"/>
+      </w:pPr>
+    </w:lvl>
+    <w:lvl w:ilvl="1">
+      <w:start w:val="1"/>
+      <w:numFmt w:val="bullet"/>
+      <w:lvlText w:val="o"/>
+      <w:lvlJc w:val="left"/>
+      <w:pPr>
+        <w:tabs>
+          <w:tab w:val="num" w:pos="1440"/>
+        </w:tabs>
+        <w:ind w:left="1440" w:hanging="360"/>
+      </w:pPr>
+      <w:rPr>
+        <w:rFonts w:ascii="Courier New" w:hAnsi="Courier New" w:hint="default"/>
+        <w:sz w:val="20"/>
+      </w:rPr>
+    </w:lvl>
+    <w:lvl w:ilvl="2" w:tentative="1">
+      <w:start w:val="1"/>
+      <w:numFmt w:val="decimal"/>
+      <w:lvlText w:val="%3."/>
+      <w:lvlJc w:val="left"/>
+      <w:pPr>
+        <w:tabs>
+          <w:tab w:val="num" w:pos="2160"/>
+        </w:tabs>
+        <w:ind w:left="2160" w:hanging="360"/>
+      </w:pPr>
+    </w:lvl>
+    <w:lvl w:ilvl="3" w:tentative="1">
+      <w:start w:val="1"/>
+      <w:numFmt w:val="decimal"/>
+      <w:lvlText w:val="%4."/>
+      <w:lvlJc w:val="left"/>
+      <w:pPr>
+        <w:tabs>
+          <w:tab w:val="num" w:pos="2880"/>
+        </w:tabs>
+        <w:ind w:left="2880" w:hanging="360"/>
+      </w:pPr>
+    </w:lvl>
+    <w:lvl w:ilvl="4" w:tentative="1">
+      <w:start w:val="1"/>
+      <w:numFmt w:val="decimal"/>
+      <w:lvlText w:val="%5."/>
+      <w:lvlJc w:val="left"/>
+      <w:pPr>
+        <w:tabs>
+          <w:tab w:val="num" w:pos="3600"/>
+        </w:tabs>
+        <w:ind w:left="3600" w:hanging="360"/>
+      </w:pPr>
+    </w:lvl>
+    <w:lvl w:ilvl="5" w:tentative="1">
+      <w:start w:val="1"/>
+      <w:numFmt w:val="decimal"/>
+      <w:lvlText w:val="%6."/>
+      <w:lvlJc w:val="left"/>
+      <w:pPr>
+        <w:tabs>
+          <w:tab w:val="num" w:pos="4320"/>
+        </w:tabs>
+        <w:ind w:left="4320" w:hanging="360"/>
+      </w:pPr>
+    </w:lvl>
+    <w:lvl w:ilvl="6" w:tentative="1">
+      <w:start w:val="1"/>
+      <w:numFmt w:val="decimal"/>
+      <w:lvlText w:val="%7."/>
+      <w:lvlJc w:val="left"/>
+      <w:pPr>
+        <w:tabs>
+          <w:tab w:val="num" w:pos="5040"/>
+        </w:tabs>
+        <w:ind w:left="5040" w:hanging="360"/>
+      </w:pPr>
+    </w:lvl>
+    <w:lvl w:ilvl="7" w:tentative="1">
+      <w:start w:val="1"/>
+      <w:numFmt w:val="decimal"/>
+      <w:lvlText w:val="%8."/>
+      <w:lvlJc w:val="left"/>
+      <w:pPr>
+        <w:tabs>
+          <w:tab w:val="num" w:pos="5760"/>
+        </w:tabs>
+        <w:ind w:left="5760" w:hanging="360"/>
+      </w:pPr>
+    </w:lvl>
+    <w:lvl w:ilvl="8" w:tentative="1">
+      <w:start w:val="1"/>
+      <w:numFmt w:val="decimal"/>
+      <w:lvlText w:val="%9."/>
+      <w:lvlJc w:val="left"/>
+      <w:pPr>
+        <w:tabs>
+          <w:tab w:val="num" w:pos="6480"/>
+        </w:tabs>
+        <w:ind w:left="6480" w:hanging="360"/>
+      </w:pPr>
+    </w:lvl>
+  </w:abstractNum>
+  <w:abstractNum w:abstractNumId="22" w15:restartNumberingAfterBreak="0">
     <w:nsid w:val="71326365"/>
     <w:multiLevelType w:val="multilevel"/>
     <w:tmpl w:val="E9FA9992"/>
@@ -3328,7 +5060,7 @@
       </w:pPr>
     </w:lvl>
   </w:abstractNum>
-  <w:abstractNum w:abstractNumId="15" w15:restartNumberingAfterBreak="0">
+  <w:abstractNum w:abstractNumId="23" w15:restartNumberingAfterBreak="0">
     <w:nsid w:val="72782997"/>
     <w:multiLevelType w:val="multilevel"/>
     <w:tmpl w:val="9E98A7D4"/>
@@ -3441,7 +5173,7 @@
       </w:pPr>
     </w:lvl>
   </w:abstractNum>
-  <w:abstractNum w:abstractNumId="16" w15:restartNumberingAfterBreak="0">
+  <w:abstractNum w:abstractNumId="24" w15:restartNumberingAfterBreak="0">
     <w:nsid w:val="749665AE"/>
     <w:multiLevelType w:val="multilevel"/>
     <w:tmpl w:val="22988E38"/>
@@ -3554,7 +5286,7 @@
       </w:pPr>
     </w:lvl>
   </w:abstractNum>
-  <w:abstractNum w:abstractNumId="17" w15:restartNumberingAfterBreak="0">
+  <w:abstractNum w:abstractNumId="25" w15:restartNumberingAfterBreak="0">
     <w:nsid w:val="75B26D93"/>
     <w:multiLevelType w:val="multilevel"/>
     <w:tmpl w:val="BDB8E730"/>
@@ -3667,7 +5399,7 @@
       </w:pPr>
     </w:lvl>
   </w:abstractNum>
-  <w:abstractNum w:abstractNumId="18" w15:restartNumberingAfterBreak="0">
+  <w:abstractNum w:abstractNumId="26" w15:restartNumberingAfterBreak="0">
     <w:nsid w:val="77350855"/>
     <w:multiLevelType w:val="multilevel"/>
     <w:tmpl w:val="9118B208"/>
@@ -3780,7 +5512,7 @@
       </w:pPr>
     </w:lvl>
   </w:abstractNum>
-  <w:abstractNum w:abstractNumId="19" w15:restartNumberingAfterBreak="0">
+  <w:abstractNum w:abstractNumId="27" w15:restartNumberingAfterBreak="0">
     <w:nsid w:val="7CBC1523"/>
     <w:multiLevelType w:val="multilevel"/>
     <w:tmpl w:val="05665D12"/>
@@ -3893,7 +5625,7 @@
       </w:pPr>
     </w:lvl>
   </w:abstractNum>
-  <w:abstractNum w:abstractNumId="20" w15:restartNumberingAfterBreak="0">
+  <w:abstractNum w:abstractNumId="28" w15:restartNumberingAfterBreak="0">
     <w:nsid w:val="7D533492"/>
     <w:multiLevelType w:val="multilevel"/>
     <w:tmpl w:val="F8F2E91A"/>
@@ -4007,67 +5739,91 @@
     </w:lvl>
   </w:abstractNum>
   <w:num w:numId="1" w16cid:durableId="1149707623">
+    <w:abstractNumId w:val="8"/>
+  </w:num>
+  <w:num w:numId="2" w16cid:durableId="1747150431">
+    <w:abstractNumId w:val="11"/>
+  </w:num>
+  <w:num w:numId="3" w16cid:durableId="1923832634">
+    <w:abstractNumId w:val="18"/>
+  </w:num>
+  <w:num w:numId="4" w16cid:durableId="359360543">
+    <w:abstractNumId w:val="14"/>
+  </w:num>
+  <w:num w:numId="5" w16cid:durableId="1962757908">
+    <w:abstractNumId w:val="22"/>
+  </w:num>
+  <w:num w:numId="6" w16cid:durableId="704913523">
+    <w:abstractNumId w:val="26"/>
+  </w:num>
+  <w:num w:numId="7" w16cid:durableId="563487548">
+    <w:abstractNumId w:val="12"/>
+  </w:num>
+  <w:num w:numId="8" w16cid:durableId="1932930409">
+    <w:abstractNumId w:val="2"/>
+  </w:num>
+  <w:num w:numId="9" w16cid:durableId="1973512648">
+    <w:abstractNumId w:val="23"/>
+  </w:num>
+  <w:num w:numId="10" w16cid:durableId="1370759023">
+    <w:abstractNumId w:val="25"/>
+  </w:num>
+  <w:num w:numId="11" w16cid:durableId="732506467">
+    <w:abstractNumId w:val="9"/>
+  </w:num>
+  <w:num w:numId="12" w16cid:durableId="1998727781">
     <w:abstractNumId w:val="5"/>
   </w:num>
-  <w:num w:numId="2" w16cid:durableId="1747150431">
+  <w:num w:numId="13" w16cid:durableId="640113427">
+    <w:abstractNumId w:val="28"/>
+  </w:num>
+  <w:num w:numId="14" w16cid:durableId="1945649410">
+    <w:abstractNumId w:val="16"/>
+  </w:num>
+  <w:num w:numId="15" w16cid:durableId="670451187">
+    <w:abstractNumId w:val="13"/>
+  </w:num>
+  <w:num w:numId="16" w16cid:durableId="1332293678">
     <w:abstractNumId w:val="7"/>
   </w:num>
-  <w:num w:numId="3" w16cid:durableId="1923832634">
-    <w:abstractNumId w:val="13"/>
-  </w:num>
-  <w:num w:numId="4" w16cid:durableId="359360543">
-    <w:abstractNumId w:val="10"/>
-  </w:num>
-  <w:num w:numId="5" w16cid:durableId="1962757908">
-    <w:abstractNumId w:val="14"/>
-  </w:num>
-  <w:num w:numId="6" w16cid:durableId="704913523">
-    <w:abstractNumId w:val="18"/>
-  </w:num>
-  <w:num w:numId="7" w16cid:durableId="563487548">
-    <w:abstractNumId w:val="8"/>
-  </w:num>
-  <w:num w:numId="8" w16cid:durableId="1932930409">
-    <w:abstractNumId w:val="1"/>
-  </w:num>
-  <w:num w:numId="9" w16cid:durableId="1973512648">
-    <w:abstractNumId w:val="15"/>
-  </w:num>
-  <w:num w:numId="10" w16cid:durableId="1370759023">
-    <w:abstractNumId w:val="17"/>
-  </w:num>
-  <w:num w:numId="11" w16cid:durableId="732506467">
-    <w:abstractNumId w:val="6"/>
-  </w:num>
-  <w:num w:numId="12" w16cid:durableId="1998727781">
-    <w:abstractNumId w:val="3"/>
-  </w:num>
-  <w:num w:numId="13" w16cid:durableId="640113427">
-    <w:abstractNumId w:val="20"/>
-  </w:num>
-  <w:num w:numId="14" w16cid:durableId="1945649410">
-    <w:abstractNumId w:val="11"/>
-  </w:num>
-  <w:num w:numId="15" w16cid:durableId="670451187">
-    <w:abstractNumId w:val="9"/>
-  </w:num>
-  <w:num w:numId="16" w16cid:durableId="1332293678">
-    <w:abstractNumId w:val="4"/>
-  </w:num>
   <w:num w:numId="17" w16cid:durableId="2021545898">
-    <w:abstractNumId w:val="19"/>
+    <w:abstractNumId w:val="27"/>
   </w:num>
   <w:num w:numId="18" w16cid:durableId="347218916">
-    <w:abstractNumId w:val="12"/>
+    <w:abstractNumId w:val="17"/>
   </w:num>
   <w:num w:numId="19" w16cid:durableId="394162996">
     <w:abstractNumId w:val="0"/>
   </w:num>
   <w:num w:numId="20" w16cid:durableId="794953951">
-    <w:abstractNumId w:val="16"/>
+    <w:abstractNumId w:val="24"/>
   </w:num>
   <w:num w:numId="21" w16cid:durableId="694965000">
-    <w:abstractNumId w:val="2"/>
+    <w:abstractNumId w:val="4"/>
+  </w:num>
+  <w:num w:numId="22" w16cid:durableId="361518881">
+    <w:abstractNumId w:val="6"/>
+  </w:num>
+  <w:num w:numId="23" w16cid:durableId="142235719">
+    <w:abstractNumId w:val="15"/>
+  </w:num>
+  <w:num w:numId="24" w16cid:durableId="84421383">
+    <w:abstractNumId w:val="20"/>
+  </w:num>
+  <w:num w:numId="25" w16cid:durableId="457527511">
+    <w:abstractNumId w:val="21"/>
+  </w:num>
+  <w:num w:numId="26" w16cid:durableId="243534210">
+    <w:abstractNumId w:val="19"/>
+  </w:num>
+  <w:num w:numId="27" w16cid:durableId="1839693051">
+    <w:abstractNumId w:val="10"/>
+  </w:num>
+  <w:num w:numId="28" w16cid:durableId="1878157244">
+    <w:abstractNumId w:val="3"/>
+  </w:num>
+  <w:num w:numId="29" w16cid:durableId="1808087228">
+    <w:abstractNumId w:val="1"/>
   </w:num>
 </w:numbering>
 </file>
